--- a/Daily Reports/19_08_2026-CBOT Reports.docx
+++ b/Daily Reports/19_08_2026-CBOT Reports.docx
@@ -104,7 +104,7 @@
           <w:color w:val="5C768D"/>
           <w:sz w:val="19"/>
         </w:rPr>
-        <w:t>Cập nhật tự động qua `macro_tracker.py` vào lúc 20:00 ICT ngày 19/08/2026</w:t>
+        <w:t>Cập nhật tự động qua `macro_tracker.py` vào lúc 21:01 ICT ngày 19/08/2026</w:t>
       </w:r>
     </w:p>
     <w:tbl>
@@ -313,7 +313,7 @@
               <w:rPr>
                 <w:b/>
               </w:rPr>
-              <w:t>90.82 / thùng</w:t>
+              <w:t>91.50 / thùng</w:t>
             </w:r>
           </w:p>
         </w:tc>
@@ -344,7 +344,7 @@
               <w:rPr>
                 <w:b/>
               </w:rPr>
-              <w:t>-0.22%</w:t>
+              <w:t>+0.53%</w:t>
             </w:r>
           </w:p>
         </w:tc>
@@ -442,7 +442,7 @@
               <w:rPr>
                 <w:b/>
               </w:rPr>
-              <w:t>99.14</w:t>
+              <w:t>98.99</w:t>
             </w:r>
           </w:p>
         </w:tc>
@@ -473,7 +473,7 @@
               <w:rPr>
                 <w:b/>
               </w:rPr>
-              <w:t>-0.51%</w:t>
+              <w:t>-0.66%</w:t>
             </w:r>
           </w:p>
         </w:tc>
@@ -1218,7 +1218,7 @@
         <w:rPr>
           <w:b/>
         </w:rPr>
-        <w:t>`90.82` (-0.22%)</w:t>
+        <w:t>`91.50` (+0.53%)</w:t>
       </w:r>
       <w:r>
         <w:t xml:space="preserve"> | DXY: </w:t>
@@ -1227,7 +1227,7 @@
         <w:rPr>
           <w:b/>
         </w:rPr>
-        <w:t>`99.14` (-0.51%)</w:t>
+        <w:t>`98.99` (-0.66%)</w:t>
       </w:r>
       <w:r>
         <w:t xml:space="preserve"> | Lúa mì CBOT: </w:t>
@@ -1236,7 +1236,7 @@
         <w:rPr>
           <w:b/>
         </w:rPr>
-        <w:t>`681.75` (+2.60%)</w:t>
+        <w:t>`689.50` (+3.73%)</w:t>
       </w:r>
       <w:r>
         <w:t>.</w:t>
@@ -1306,7 +1306,7 @@
           <w:color w:val="5C768D"/>
           <w:sz w:val="19"/>
         </w:rPr>
-        <w:t>Cập nhật tự động lúc 20:00 ICT ngày 19/08/2026 — Nguồn: NOAA, USDA, BOM Australia</w:t>
+        <w:t>Cập nhật tự động lúc 21:01 ICT ngày 19/08/2026 — Nguồn: NOAA, USDA, BOM Australia</w:t>
       </w:r>
     </w:p>
     <w:p>
@@ -3574,7 +3574,7 @@
               <w:rPr>
                 <w:b/>
               </w:rPr>
-              <w:t>490.50</w:t>
+              <w:t>492.50</w:t>
             </w:r>
           </w:p>
         </w:tc>
@@ -3605,7 +3605,7 @@
               <w:rPr>
                 <w:b/>
               </w:rPr>
-              <w:t>491.81 (+1.31)</w:t>
+              <w:t>493.68 (+1.18)</w:t>
             </w:r>
           </w:p>
         </w:tc>
@@ -3633,7 +3633,7 @@
             </w:pPr>
             <w:r/>
             <w:r>
-              <w:t>Bullish (489.75 &gt; 487.55)</w:t>
+              <w:t>Bullish (490.00 &gt; 487.75)</w:t>
             </w:r>
           </w:p>
         </w:tc>
@@ -3661,7 +3661,7 @@
             </w:pPr>
             <w:r/>
             <w:r>
-              <w:t>1.50 cents</w:t>
+              <w:t>3.00 cents</w:t>
             </w:r>
           </w:p>
         </w:tc>
@@ -3822,7 +3822,7 @@
               <w:rPr>
                 <w:b/>
               </w:rPr>
-              <w:t>681.75</w:t>
+              <w:t>689.50</w:t>
             </w:r>
           </w:p>
         </w:tc>
@@ -3853,7 +3853,7 @@
               <w:rPr>
                 <w:b/>
               </w:rPr>
-              <w:t>683.32 (+1.57)</w:t>
+              <w:t>691.61 (+2.11)</w:t>
             </w:r>
           </w:p>
         </w:tc>
@@ -3881,7 +3881,7 @@
             </w:pPr>
             <w:r/>
             <w:r>
-              <w:t>Bearish (684.06 &lt; 684.17)</w:t>
+              <w:t>Bullish (684.55 &gt; 684.38)</w:t>
             </w:r>
           </w:p>
         </w:tc>
@@ -3909,7 +3909,7 @@
             </w:pPr>
             <w:r/>
             <w:r>
-              <w:t>4.00 cents</w:t>
+              <w:t>9.50 cents</w:t>
             </w:r>
           </w:p>
         </w:tc>
@@ -4347,7 +4347,7 @@
                 <w:b/>
                 <w:color w:val="15803D"/>
               </w:rPr>
-              <w:t>488.75 - 489.75 cents (Canh mua vùng hỗ trợ)</w:t>
+              <w:t>490.50 - 490.00 cents (Canh mua vùng hỗ trợ)</w:t>
             </w:r>
           </w:p>
         </w:tc>
@@ -4378,7 +4378,7 @@
               <w:rPr>
                 <w:b/>
               </w:rPr>
-              <w:t>454.85 cents (Dưới cản S2 + 1.5x ATR)</w:t>
+              <w:t>454.57 cents (Dưới cản S2 + 1.5x ATR)</w:t>
             </w:r>
           </w:p>
         </w:tc>
@@ -4414,7 +4414,7 @@
                 <w:color w:val="D97706"/>
                 <w:sz w:val="19"/>
               </w:rPr>
-              <w:t xml:space="preserve"> 491.50 cents </w:t>
+              <w:t xml:space="preserve"> 492.36 cents </w:t>
             </w:r>
             <w:r>
               <w:t xml:space="preserve"> / TP2: </w:t>
@@ -4425,7 +4425,7 @@
                 <w:color w:val="D97706"/>
                 <w:sz w:val="19"/>
               </w:rPr>
-              <w:t xml:space="preserve"> 493.00 cents </w:t>
+              <w:t xml:space="preserve"> 493.25 cents </w:t>
             </w:r>
           </w:p>
         </w:tc>
@@ -4559,7 +4559,7 @@
               <w:rPr>
                 <w:b/>
               </w:rPr>
-              <w:t>487.25 - 488.75 cents</w:t>
+              <w:t>489.00 - 490.50 cents</w:t>
             </w:r>
           </w:p>
         </w:tc>
@@ -4590,7 +4590,7 @@
               <w:rPr>
                 <w:b/>
               </w:rPr>
-              <w:t>455.65 cents (Chống quét SL tuyệt đối)</w:t>
+              <w:t>455.47 cents (Chống quét SL tuyệt đối)</w:t>
             </w:r>
           </w:p>
         </w:tc>
@@ -4621,7 +4621,7 @@
               <w:rPr>
                 <w:b/>
               </w:rPr>
-              <w:t>492.00 cents (Ăn trọn biên độ ngô ~10.5 giá)</w:t>
+              <w:t>492.25 cents (Ăn trọn biên độ ngô ~10.5 giá)</w:t>
             </w:r>
           </w:p>
         </w:tc>
@@ -4752,7 +4752,7 @@
               <w:rPr>
                 <w:b/>
               </w:rPr>
-              <w:t>491.50 - 493.00 cents</w:t>
+              <w:t>492.36 - 493.86 cents</w:t>
             </w:r>
           </w:p>
         </w:tc>
@@ -4783,7 +4783,7 @@
               <w:rPr>
                 <w:b/>
               </w:rPr>
-              <w:t>493.10 cents</w:t>
+              <w:t>494.14 cents</w:t>
             </w:r>
           </w:p>
         </w:tc>
@@ -4945,7 +4945,7 @@
               <w:rPr>
                 <w:b/>
               </w:rPr>
-              <w:t>450.86 - 457.25 cents</w:t>
+              <w:t>450.11 - 457.25 cents</w:t>
             </w:r>
           </w:p>
         </w:tc>
@@ -5126,7 +5126,7 @@
                 <w:b/>
                 <w:color w:val="B91C1C"/>
               </w:rPr>
-              <w:t>684.06 - 684.17 cents (Canh bán hồi kỹ thuật H1)</w:t>
+              <w:t>684.55 - 684.38 cents (Canh bán hồi kỹ thuật H1)</w:t>
             </w:r>
           </w:p>
         </w:tc>
@@ -5157,7 +5157,7 @@
               <w:rPr>
                 <w:b/>
               </w:rPr>
-              <w:t>733.27 cents (Trên kháng cự R2 + 1.5x ATR)</w:t>
+              <w:t>734.50 cents (Trên kháng cự R2 + 1.5x ATR)</w:t>
             </w:r>
           </w:p>
         </w:tc>
@@ -5193,7 +5193,7 @@
                 <w:color w:val="D97706"/>
                 <w:sz w:val="19"/>
               </w:rPr>
-              <w:t xml:space="preserve"> 678.00 cents </w:t>
+              <w:t xml:space="preserve"> 686.50 cents </w:t>
             </w:r>
             <w:r>
               <w:t xml:space="preserve"> / TP2: </w:t>
@@ -5335,7 +5335,7 @@
               <w:rPr>
                 <w:b/>
               </w:rPr>
-              <w:t>676.00 - 678.00 cents</w:t>
+              <w:t>684.50 - 686.50 cents</w:t>
             </w:r>
           </w:p>
         </w:tc>
@@ -5366,7 +5366,7 @@
               <w:rPr>
                 <w:b/>
               </w:rPr>
-              <w:t>641.91 cents</w:t>
+              <w:t>641.08 cents</w:t>
             </w:r>
           </w:p>
         </w:tc>
@@ -5397,7 +5397,7 @@
               <w:rPr>
                 <w:b/>
               </w:rPr>
-              <w:t>683.50 cents (Đón sóng hồi trung hạn ~14.5 giá)</w:t>
+              <w:t>692.25 cents (Đón sóng hồi trung hạn ~14.5 giá)</w:t>
             </w:r>
           </w:p>
         </w:tc>
@@ -5528,7 +5528,7 @@
               <w:rPr>
                 <w:b/>
               </w:rPr>
-              <w:t>683.50 - 685.50 cents</w:t>
+              <w:t>692.25 - 694.25 cents</w:t>
             </w:r>
           </w:p>
         </w:tc>
@@ -5559,7 +5559,7 @@
               <w:rPr>
                 <w:b/>
               </w:rPr>
-              <w:t>686.84 cents</w:t>
+              <w:t>696.42 cents</w:t>
             </w:r>
           </w:p>
         </w:tc>
@@ -5721,7 +5721,7 @@
               <w:rPr>
                 <w:b/>
               </w:rPr>
-              <w:t>631.87 - 645.25 cents</w:t>
+              <w:t>628.59 - 645.25 cents</w:t>
             </w:r>
           </w:p>
         </w:tc>
@@ -11599,7 +11599,7 @@
         <w:t>Giá Chốt Phiên (Close):</w:t>
       </w:r>
       <w:r>
-        <w:t xml:space="preserve"> 490.50 cents | </w:t>
+        <w:t xml:space="preserve"> 492.50 cents | </w:t>
       </w:r>
       <w:r>
         <w:rPr>
@@ -11614,10 +11614,10 @@
         <w:rPr>
           <w:b/>
         </w:rPr>
-        <w:t>`491.81 cents`</w:t>
+        <w:t>`493.68 cents`</w:t>
       </w:r>
       <w:r>
-        <w:t xml:space="preserve"> (+1.31).</w:t>
+        <w:t xml:space="preserve"> (+1.18).</w:t>
       </w:r>
     </w:p>
     <w:p>
@@ -11638,7 +11638,7 @@
         <w:rPr>
           <w:b/>
         </w:rPr>
-        <w:t>`45,081`</w:t>
+        <w:t>`61,849`</w:t>
       </w:r>
       <w:r>
         <w:t xml:space="preserve"> (Chênh lệch: </w:t>
@@ -11647,7 +11647,7 @@
         <w:rPr>
           <w:b/>
         </w:rPr>
-        <w:t>`-202,407`</w:t>
+        <w:t>`-185,639`</w:t>
       </w:r>
       <w:r>
         <w:t xml:space="preserve">) | OI: </w:t>
@@ -11981,7 +11981,7 @@
               <w:rPr>
                 <w:b/>
               </w:rPr>
-              <w:t>90.82</w:t>
+              <w:t>91.50</w:t>
             </w:r>
           </w:p>
         </w:tc>
@@ -12012,7 +12012,7 @@
               <w:rPr>
                 <w:b/>
               </w:rPr>
-              <w:t>-0.22%</w:t>
+              <w:t>+0.53%</w:t>
             </w:r>
           </w:p>
         </w:tc>
@@ -12040,7 +12040,7 @@
             </w:pPr>
             <w:r/>
             <w:r>
-              <w:t>Giá dầu Giảm làm giảm biên lợi nhuận pha chế Ethanol, tạo sức ép lên nhu cầu ngô.</w:t>
+              <w:t>Giá dầu Tăng hỗ trợ biên lợi nhuận pha chế Ethanol, kéo theo nhu cầu ngô tích cực.</w:t>
             </w:r>
           </w:p>
         </w:tc>
@@ -12104,7 +12104,7 @@
               <w:rPr>
                 <w:b/>
               </w:rPr>
-              <w:t>99.14</w:t>
+              <w:t>98.99</w:t>
             </w:r>
           </w:p>
         </w:tc>
@@ -12135,7 +12135,7 @@
               <w:rPr>
                 <w:b/>
               </w:rPr>
-              <w:t>-0.51%</w:t>
+              <w:t>-0.66%</w:t>
             </w:r>
           </w:p>
         </w:tc>
@@ -12739,7 +12739,7 @@
         <w:t xml:space="preserve"> EMA_21 </w:t>
       </w:r>
       <w:r>
-        <w:t xml:space="preserve"> (489.75) &gt; </w:t>
+        <w:t xml:space="preserve"> (490.00) &gt; </w:t>
       </w:r>
       <w:r>
         <w:rPr>
@@ -12750,7 +12750,7 @@
         <w:t xml:space="preserve"> EMA_50 </w:t>
       </w:r>
       <w:r>
-        <w:t xml:space="preserve"> (487.55).</w:t>
+        <w:t xml:space="preserve"> (487.75).</w:t>
       </w:r>
     </w:p>
     <w:p>
@@ -12771,7 +12771,7 @@
         <w:rPr>
           <w:b/>
         </w:rPr>
-        <w:t>`57.39`</w:t>
+        <w:t>`66.96`</w:t>
       </w:r>
       <w:r>
         <w:t xml:space="preserve"> | ATR (14) = </w:t>
@@ -12780,7 +12780,7 @@
         <w:rPr>
           <w:b/>
         </w:rPr>
-        <w:t>`1.60`</w:t>
+        <w:t>`1.78`</w:t>
       </w:r>
       <w:r>
         <w:t xml:space="preserve"> cents | Volatility = </w:t>
@@ -12789,7 +12789,7 @@
         <w:rPr>
           <w:b/>
         </w:rPr>
-        <w:t>`1.50 cents`</w:t>
+        <w:t>`3.00 cents`</w:t>
       </w:r>
       <w:r>
         <w:t>.</w:t>
@@ -12813,7 +12813,7 @@
         <w:rPr>
           <w:b/>
         </w:rPr>
-        <w:t>`488.75`</w:t>
+        <w:t>`490.50`</w:t>
       </w:r>
       <w:r>
         <w:t xml:space="preserve"> | S2: </w:t>
@@ -12831,7 +12831,7 @@
         <w:rPr>
           <w:b/>
         </w:rPr>
-        <w:t>`491.50`</w:t>
+        <w:t>`492.36`</w:t>
       </w:r>
       <w:r>
         <w:t xml:space="preserve"> | R2: </w:t>
@@ -12840,7 +12840,7 @@
         <w:rPr>
           <w:b/>
         </w:rPr>
-        <w:t>`493.00`</w:t>
+        <w:t>`493.25`</w:t>
       </w:r>
     </w:p>
     <w:p>
@@ -13574,7 +13574,7 @@
           <w:b/>
           <w:color w:val="15803D"/>
         </w:rPr>
-        <w:t>`488.75 - 489.75 cents (Canh mua vùng hỗ trợ)`</w:t>
+        <w:t>`490.50 - 490.00 cents (Canh mua vùng hỗ trợ)`</w:t>
       </w:r>
       <w:r>
         <w:t xml:space="preserve"> | SL: </w:t>
@@ -13583,7 +13583,7 @@
         <w:rPr>
           <w:b/>
         </w:rPr>
-        <w:t>`454.85 cents (Dưới cản S2 + 1.5x ATR)`</w:t>
+        <w:t>`454.57 cents (Dưới cản S2 + 1.5x ATR)`</w:t>
       </w:r>
       <w:r>
         <w:t xml:space="preserve"> | TP: </w:t>
@@ -13594,7 +13594,7 @@
           <w:color w:val="D97706"/>
           <w:sz w:val="19"/>
         </w:rPr>
-        <w:t xml:space="preserve"> 491.50 cents </w:t>
+        <w:t xml:space="preserve"> 492.36 cents </w:t>
       </w:r>
       <w:r>
         <w:t xml:space="preserve"> / </w:t>
@@ -13605,7 +13605,7 @@
           <w:color w:val="D97706"/>
           <w:sz w:val="19"/>
         </w:rPr>
-        <w:t xml:space="preserve"> 493.00 cents </w:t>
+        <w:t xml:space="preserve"> 493.25 cents </w:t>
       </w:r>
       <w:r>
         <w:t>.</w:t>
@@ -13645,7 +13645,7 @@
         <w:rPr>
           <w:b/>
         </w:rPr>
-        <w:t>`487.25 - 488.75 cents`</w:t>
+        <w:t>`489.00 - 490.50 cents`</w:t>
       </w:r>
       <w:r>
         <w:t xml:space="preserve"> | SL: </w:t>
@@ -13654,7 +13654,7 @@
         <w:rPr>
           <w:b/>
         </w:rPr>
-        <w:t>`455.65 cents (Chống quét SL tuyệt đối)`</w:t>
+        <w:t>`455.47 cents (Chống quét SL tuyệt đối)`</w:t>
       </w:r>
       <w:r>
         <w:t xml:space="preserve"> | TP: </w:t>
@@ -13663,7 +13663,7 @@
         <w:rPr>
           <w:b/>
         </w:rPr>
-        <w:t>`492.00 cents (Ăn trọn biên độ ngô ~10.5 giá)`</w:t>
+        <w:t>`492.25 cents (Ăn trọn biên độ ngô ~10.5 giá)`</w:t>
       </w:r>
       <w:r>
         <w:t>.</w:t>
@@ -13691,7 +13691,7 @@
         <w:rPr>
           <w:b/>
         </w:rPr>
-        <w:t>`491.50 - 493.00 cents`</w:t>
+        <w:t>`492.36 - 493.86 cents`</w:t>
       </w:r>
       <w:r>
         <w:t xml:space="preserve"> | SL: </w:t>
@@ -13700,7 +13700,7 @@
         <w:rPr>
           <w:b/>
         </w:rPr>
-        <w:t>`493.10 cents`</w:t>
+        <w:t>`494.14 cents`</w:t>
       </w:r>
       <w:r>
         <w:t xml:space="preserve"> | TP: </w:t>
@@ -13749,7 +13749,7 @@
         <w:rPr>
           <w:b/>
         </w:rPr>
-        <w:t>`450.86 - 457.25 cents`</w:t>
+        <w:t>`450.11 - 457.25 cents`</w:t>
       </w:r>
     </w:p>
     <w:p>
@@ -14156,7 +14156,7 @@
             </w:pPr>
             <w:r/>
             <w:r>
-              <w:t>490.50</w:t>
+              <w:t>492.50</w:t>
             </w:r>
           </w:p>
         </w:tc>
@@ -14184,7 +14184,7 @@
             </w:pPr>
             <w:r/>
             <w:r>
-              <w:t>494.25</w:t>
+              <w:t>496.25</w:t>
             </w:r>
           </w:p>
         </w:tc>
@@ -14212,7 +14212,7 @@
             </w:pPr>
             <w:r/>
             <w:r>
-              <w:t>487.25</w:t>
+              <w:t>489.25</w:t>
             </w:r>
           </w:p>
         </w:tc>
@@ -14243,7 +14243,7 @@
               <w:rPr>
                 <w:b/>
               </w:rPr>
-              <w:t>490.75</w:t>
+              <w:t>492.75</w:t>
             </w:r>
           </w:p>
         </w:tc>
@@ -14391,7 +14391,7 @@
             </w:pPr>
             <w:r/>
             <w:r>
-              <w:t>490.75</w:t>
+              <w:t>492.75</w:t>
             </w:r>
           </w:p>
         </w:tc>
@@ -14419,7 +14419,7 @@
             </w:pPr>
             <w:r/>
             <w:r>
-              <w:t>493.50</w:t>
+              <w:t>495.50</w:t>
             </w:r>
           </w:p>
         </w:tc>
@@ -14447,7 +14447,7 @@
             </w:pPr>
             <w:r/>
             <w:r>
-              <w:t>487.00</w:t>
+              <w:t>489.00</w:t>
             </w:r>
           </w:p>
         </w:tc>
@@ -14478,7 +14478,7 @@
               <w:rPr>
                 <w:b/>
               </w:rPr>
-              <w:t>490.25</w:t>
+              <w:t>492.25</w:t>
             </w:r>
           </w:p>
         </w:tc>
@@ -14626,7 +14626,7 @@
             </w:pPr>
             <w:r/>
             <w:r>
-              <w:t>490.25</w:t>
+              <w:t>492.25</w:t>
             </w:r>
           </w:p>
         </w:tc>
@@ -14654,7 +14654,7 @@
             </w:pPr>
             <w:r/>
             <w:r>
-              <w:t>493.25</w:t>
+              <w:t>495.25</w:t>
             </w:r>
           </w:p>
         </w:tc>
@@ -14682,7 +14682,7 @@
             </w:pPr>
             <w:r/>
             <w:r>
-              <w:t>486.25</w:t>
+              <w:t>488.25</w:t>
             </w:r>
           </w:p>
         </w:tc>
@@ -14713,7 +14713,7 @@
               <w:rPr>
                 <w:b/>
               </w:rPr>
-              <w:t>491.00</w:t>
+              <w:t>493.00</w:t>
             </w:r>
           </w:p>
         </w:tc>
@@ -14861,7 +14861,7 @@
             </w:pPr>
             <w:r/>
             <w:r>
-              <w:t>491.00</w:t>
+              <w:t>493.00</w:t>
             </w:r>
           </w:p>
         </w:tc>
@@ -14889,7 +14889,7 @@
             </w:pPr>
             <w:r/>
             <w:r>
-              <w:t>495.50</w:t>
+              <w:t>497.50</w:t>
             </w:r>
           </w:p>
         </w:tc>
@@ -14917,7 +14917,7 @@
             </w:pPr>
             <w:r/>
             <w:r>
-              <w:t>486.00</w:t>
+              <w:t>488.00</w:t>
             </w:r>
           </w:p>
         </w:tc>
@@ -14948,7 +14948,7 @@
               <w:rPr>
                 <w:b/>
               </w:rPr>
-              <w:t>491.75</w:t>
+              <w:t>493.75</w:t>
             </w:r>
           </w:p>
         </w:tc>
@@ -15096,7 +15096,7 @@
             </w:pPr>
             <w:r/>
             <w:r>
-              <w:t>491.75</w:t>
+              <w:t>493.75</w:t>
             </w:r>
           </w:p>
         </w:tc>
@@ -15124,7 +15124,7 @@
             </w:pPr>
             <w:r/>
             <w:r>
-              <w:t>497.25</w:t>
+              <w:t>499.25</w:t>
             </w:r>
           </w:p>
         </w:tc>
@@ -15152,7 +15152,7 @@
             </w:pPr>
             <w:r/>
             <w:r>
-              <w:t>485.50</w:t>
+              <w:t>487.50</w:t>
             </w:r>
           </w:p>
         </w:tc>
@@ -15183,7 +15183,7 @@
               <w:rPr>
                 <w:b/>
               </w:rPr>
-              <w:t>494.00</w:t>
+              <w:t>496.00</w:t>
             </w:r>
           </w:p>
         </w:tc>
@@ -15331,7 +15331,7 @@
             </w:pPr>
             <w:r/>
             <w:r>
-              <w:t>494.00</w:t>
+              <w:t>496.00</w:t>
             </w:r>
           </w:p>
         </w:tc>
@@ -15359,7 +15359,7 @@
             </w:pPr>
             <w:r/>
             <w:r>
-              <w:t>497.00</w:t>
+              <w:t>499.00</w:t>
             </w:r>
           </w:p>
         </w:tc>
@@ -15387,7 +15387,7 @@
             </w:pPr>
             <w:r/>
             <w:r>
-              <w:t>489.75</w:t>
+              <w:t>491.75</w:t>
             </w:r>
           </w:p>
         </w:tc>
@@ -15418,7 +15418,7 @@
               <w:rPr>
                 <w:b/>
               </w:rPr>
-              <w:t>494.25</w:t>
+              <w:t>496.25</w:t>
             </w:r>
           </w:p>
         </w:tc>
@@ -15566,7 +15566,7 @@
             </w:pPr>
             <w:r/>
             <w:r>
-              <w:t>494.25</w:t>
+              <w:t>496.25</w:t>
             </w:r>
           </w:p>
         </w:tc>
@@ -15594,7 +15594,7 @@
             </w:pPr>
             <w:r/>
             <w:r>
-              <w:t>497.50</w:t>
+              <w:t>499.50</w:t>
             </w:r>
           </w:p>
         </w:tc>
@@ -15622,7 +15622,7 @@
             </w:pPr>
             <w:r/>
             <w:r>
-              <w:t>487.75</w:t>
+              <w:t>489.75</w:t>
             </w:r>
           </w:p>
         </w:tc>
@@ -15653,7 +15653,7 @@
               <w:rPr>
                 <w:b/>
               </w:rPr>
-              <w:t>495.00</w:t>
+              <w:t>497.00</w:t>
             </w:r>
           </w:p>
         </w:tc>
@@ -15801,7 +15801,7 @@
             </w:pPr>
             <w:r/>
             <w:r>
-              <w:t>495.00</w:t>
+              <w:t>497.00</w:t>
             </w:r>
           </w:p>
         </w:tc>
@@ -15829,7 +15829,7 @@
             </w:pPr>
             <w:r/>
             <w:r>
-              <w:t>498.00</w:t>
+              <w:t>500.00</w:t>
             </w:r>
           </w:p>
         </w:tc>
@@ -15857,7 +15857,7 @@
             </w:pPr>
             <w:r/>
             <w:r>
-              <w:t>490.50</w:t>
+              <w:t>492.50</w:t>
             </w:r>
           </w:p>
         </w:tc>
@@ -15888,7 +15888,7 @@
               <w:rPr>
                 <w:b/>
               </w:rPr>
-              <w:t>494.50</w:t>
+              <w:t>496.50</w:t>
             </w:r>
           </w:p>
         </w:tc>
@@ -16036,7 +16036,7 @@
             </w:pPr>
             <w:r/>
             <w:r>
-              <w:t>494.50</w:t>
+              <w:t>496.50</w:t>
             </w:r>
           </w:p>
         </w:tc>
@@ -16064,7 +16064,7 @@
             </w:pPr>
             <w:r/>
             <w:r>
-              <w:t>498.50</w:t>
+              <w:t>500.50</w:t>
             </w:r>
           </w:p>
         </w:tc>
@@ -16092,7 +16092,7 @@
             </w:pPr>
             <w:r/>
             <w:r>
-              <w:t>488.75</w:t>
+              <w:t>490.75</w:t>
             </w:r>
           </w:p>
         </w:tc>
@@ -16123,7 +16123,7 @@
               <w:rPr>
                 <w:b/>
               </w:rPr>
-              <w:t>495.00</w:t>
+              <w:t>497.00</w:t>
             </w:r>
           </w:p>
         </w:tc>
@@ -16271,7 +16271,7 @@
             </w:pPr>
             <w:r/>
             <w:r>
-              <w:t>495.00</w:t>
+              <w:t>497.00</w:t>
             </w:r>
           </w:p>
         </w:tc>
@@ -16299,7 +16299,7 @@
             </w:pPr>
             <w:r/>
             <w:r>
-              <w:t>497.50</w:t>
+              <w:t>499.50</w:t>
             </w:r>
           </w:p>
         </w:tc>
@@ -16327,7 +16327,7 @@
             </w:pPr>
             <w:r/>
             <w:r>
-              <w:t>491.75</w:t>
+              <w:t>493.75</w:t>
             </w:r>
           </w:p>
         </w:tc>
@@ -16358,7 +16358,7 @@
               <w:rPr>
                 <w:b/>
               </w:rPr>
-              <w:t>495.50</w:t>
+              <w:t>497.50</w:t>
             </w:r>
           </w:p>
         </w:tc>
@@ -16506,7 +16506,7 @@
             </w:pPr>
             <w:r/>
             <w:r>
-              <w:t>495.50</w:t>
+              <w:t>497.50</w:t>
             </w:r>
           </w:p>
         </w:tc>
@@ -16534,7 +16534,7 @@
             </w:pPr>
             <w:r/>
             <w:r>
-              <w:t>499.00</w:t>
+              <w:t>501.00</w:t>
             </w:r>
           </w:p>
         </w:tc>
@@ -16562,7 +16562,7 @@
             </w:pPr>
             <w:r/>
             <w:r>
-              <w:t>489.50</w:t>
+              <w:t>491.50</w:t>
             </w:r>
           </w:p>
         </w:tc>
@@ -16593,7 +16593,7 @@
               <w:rPr>
                 <w:b/>
               </w:rPr>
-              <w:t>496.50</w:t>
+              <w:t>498.50</w:t>
             </w:r>
           </w:p>
         </w:tc>
@@ -16741,7 +16741,7 @@
             </w:pPr>
             <w:r/>
             <w:r>
-              <w:t>496.50</w:t>
+              <w:t>498.50</w:t>
             </w:r>
           </w:p>
         </w:tc>
@@ -16769,7 +16769,7 @@
             </w:pPr>
             <w:r/>
             <w:r>
-              <w:t>499.25</w:t>
+              <w:t>501.25</w:t>
             </w:r>
           </w:p>
         </w:tc>
@@ -16797,7 +16797,7 @@
             </w:pPr>
             <w:r/>
             <w:r>
-              <w:t>494.00</w:t>
+              <w:t>496.00</w:t>
             </w:r>
           </w:p>
         </w:tc>
@@ -16828,7 +16828,7 @@
               <w:rPr>
                 <w:b/>
               </w:rPr>
-              <w:t>496.50</w:t>
+              <w:t>498.50</w:t>
             </w:r>
           </w:p>
         </w:tc>
@@ -16976,7 +16976,7 @@
             </w:pPr>
             <w:r/>
             <w:r>
-              <w:t>496.50</w:t>
+              <w:t>498.50</w:t>
             </w:r>
           </w:p>
         </w:tc>
@@ -17004,7 +17004,7 @@
             </w:pPr>
             <w:r/>
             <w:r>
-              <w:t>499.25</w:t>
+              <w:t>501.25</w:t>
             </w:r>
           </w:p>
         </w:tc>
@@ -17032,7 +17032,7 @@
             </w:pPr>
             <w:r/>
             <w:r>
-              <w:t>494.00</w:t>
+              <w:t>496.00</w:t>
             </w:r>
           </w:p>
         </w:tc>
@@ -17063,7 +17063,7 @@
               <w:rPr>
                 <w:b/>
               </w:rPr>
-              <w:t>496.00</w:t>
+              <w:t>498.00</w:t>
             </w:r>
           </w:p>
         </w:tc>
@@ -17211,7 +17211,7 @@
             </w:pPr>
             <w:r/>
             <w:r>
-              <w:t>496.00</w:t>
+              <w:t>498.00</w:t>
             </w:r>
           </w:p>
         </w:tc>
@@ -17239,7 +17239,7 @@
             </w:pPr>
             <w:r/>
             <w:r>
-              <w:t>499.00</w:t>
+              <w:t>501.00</w:t>
             </w:r>
           </w:p>
         </w:tc>
@@ -17267,7 +17267,7 @@
             </w:pPr>
             <w:r/>
             <w:r>
-              <w:t>492.75</w:t>
+              <w:t>494.75</w:t>
             </w:r>
           </w:p>
         </w:tc>
@@ -17298,7 +17298,7 @@
               <w:rPr>
                 <w:b/>
               </w:rPr>
-              <w:t>495.75</w:t>
+              <w:t>497.75</w:t>
             </w:r>
           </w:p>
         </w:tc>
@@ -17446,7 +17446,7 @@
             </w:pPr>
             <w:r/>
             <w:r>
-              <w:t>495.75</w:t>
+              <w:t>497.75</w:t>
             </w:r>
           </w:p>
         </w:tc>
@@ -17474,7 +17474,7 @@
             </w:pPr>
             <w:r/>
             <w:r>
-              <w:t>499.75</w:t>
+              <w:t>501.75</w:t>
             </w:r>
           </w:p>
         </w:tc>
@@ -17502,7 +17502,7 @@
             </w:pPr>
             <w:r/>
             <w:r>
-              <w:t>490.50</w:t>
+              <w:t>492.50</w:t>
             </w:r>
           </w:p>
         </w:tc>
@@ -17533,7 +17533,7 @@
               <w:rPr>
                 <w:b/>
               </w:rPr>
-              <w:t>496.25</w:t>
+              <w:t>498.25</w:t>
             </w:r>
           </w:p>
         </w:tc>
@@ -17681,7 +17681,7 @@
             </w:pPr>
             <w:r/>
             <w:r>
-              <w:t>496.25</w:t>
+              <w:t>498.25</w:t>
             </w:r>
           </w:p>
         </w:tc>
@@ -17709,7 +17709,7 @@
             </w:pPr>
             <w:r/>
             <w:r>
-              <w:t>501.00</w:t>
+              <w:t>503.00</w:t>
             </w:r>
           </w:p>
         </w:tc>
@@ -17737,7 +17737,7 @@
             </w:pPr>
             <w:r/>
             <w:r>
-              <w:t>489.25</w:t>
+              <w:t>491.25</w:t>
             </w:r>
           </w:p>
         </w:tc>
@@ -17768,7 +17768,7 @@
               <w:rPr>
                 <w:b/>
               </w:rPr>
-              <w:t>498.25</w:t>
+              <w:t>500.25</w:t>
             </w:r>
           </w:p>
         </w:tc>
@@ -17916,7 +17916,7 @@
             </w:pPr>
             <w:r/>
             <w:r>
-              <w:t>498.25</w:t>
+              <w:t>500.25</w:t>
             </w:r>
           </w:p>
         </w:tc>
@@ -17944,7 +17944,7 @@
             </w:pPr>
             <w:r/>
             <w:r>
-              <w:t>506.25</w:t>
+              <w:t>508.25</w:t>
             </w:r>
           </w:p>
         </w:tc>
@@ -17972,7 +17972,7 @@
             </w:pPr>
             <w:r/>
             <w:r>
-              <w:t>491.25</w:t>
+              <w:t>493.25</w:t>
             </w:r>
           </w:p>
         </w:tc>
@@ -18003,7 +18003,7 @@
               <w:rPr>
                 <w:b/>
               </w:rPr>
-              <w:t>499.75</w:t>
+              <w:t>501.75</w:t>
             </w:r>
           </w:p>
         </w:tc>
@@ -18151,7 +18151,7 @@
             </w:pPr>
             <w:r/>
             <w:r>
-              <w:t>499.75</w:t>
+              <w:t>501.75</w:t>
             </w:r>
           </w:p>
         </w:tc>
@@ -18179,7 +18179,7 @@
             </w:pPr>
             <w:r/>
             <w:r>
-              <w:t>504.25</w:t>
+              <w:t>506.25</w:t>
             </w:r>
           </w:p>
         </w:tc>
@@ -18207,7 +18207,7 @@
             </w:pPr>
             <w:r/>
             <w:r>
-              <w:t>495.50</w:t>
+              <w:t>497.50</w:t>
             </w:r>
           </w:p>
         </w:tc>
@@ -18238,7 +18238,7 @@
               <w:rPr>
                 <w:b/>
               </w:rPr>
-              <w:t>499.25</w:t>
+              <w:t>501.25</w:t>
             </w:r>
           </w:p>
         </w:tc>
@@ -18386,7 +18386,7 @@
             </w:pPr>
             <w:r/>
             <w:r>
-              <w:t>499.25</w:t>
+              <w:t>501.25</w:t>
             </w:r>
           </w:p>
         </w:tc>
@@ -18414,7 +18414,7 @@
             </w:pPr>
             <w:r/>
             <w:r>
-              <w:t>501.50</w:t>
+              <w:t>503.50</w:t>
             </w:r>
           </w:p>
         </w:tc>
@@ -18442,7 +18442,7 @@
             </w:pPr>
             <w:r/>
             <w:r>
-              <w:t>496.50</w:t>
+              <w:t>498.50</w:t>
             </w:r>
           </w:p>
         </w:tc>
@@ -18473,7 +18473,7 @@
               <w:rPr>
                 <w:b/>
               </w:rPr>
-              <w:t>499.00</w:t>
+              <w:t>501.00</w:t>
             </w:r>
           </w:p>
         </w:tc>
@@ -18621,7 +18621,7 @@
             </w:pPr>
             <w:r/>
             <w:r>
-              <w:t>499.00</w:t>
+              <w:t>501.00</w:t>
             </w:r>
           </w:p>
         </w:tc>
@@ -18649,7 +18649,7 @@
             </w:pPr>
             <w:r/>
             <w:r>
-              <w:t>501.00</w:t>
+              <w:t>503.00</w:t>
             </w:r>
           </w:p>
         </w:tc>
@@ -18677,7 +18677,7 @@
             </w:pPr>
             <w:r/>
             <w:r>
-              <w:t>494.50</w:t>
+              <w:t>496.50</w:t>
             </w:r>
           </w:p>
         </w:tc>
@@ -18708,7 +18708,7 @@
               <w:rPr>
                 <w:b/>
               </w:rPr>
-              <w:t>499.25</w:t>
+              <w:t>501.25</w:t>
             </w:r>
           </w:p>
         </w:tc>
@@ -18856,7 +18856,7 @@
             </w:pPr>
             <w:r/>
             <w:r>
-              <w:t>499.25</w:t>
+              <w:t>501.25</w:t>
             </w:r>
           </w:p>
         </w:tc>
@@ -18884,7 +18884,7 @@
             </w:pPr>
             <w:r/>
             <w:r>
-              <w:t>503.00</w:t>
+              <w:t>505.00</w:t>
             </w:r>
           </w:p>
         </w:tc>
@@ -18912,7 +18912,7 @@
             </w:pPr>
             <w:r/>
             <w:r>
-              <w:t>496.50</w:t>
+              <w:t>498.50</w:t>
             </w:r>
           </w:p>
         </w:tc>
@@ -18943,7 +18943,7 @@
               <w:rPr>
                 <w:b/>
               </w:rPr>
-              <w:t>499.75</w:t>
+              <w:t>501.75</w:t>
             </w:r>
           </w:p>
         </w:tc>
@@ -19091,7 +19091,7 @@
             </w:pPr>
             <w:r/>
             <w:r>
-              <w:t>499.75</w:t>
+              <w:t>501.75</w:t>
             </w:r>
           </w:p>
         </w:tc>
@@ -19119,7 +19119,7 @@
             </w:pPr>
             <w:r/>
             <w:r>
-              <w:t>502.75</w:t>
+              <w:t>504.75</w:t>
             </w:r>
           </w:p>
         </w:tc>
@@ -19147,7 +19147,7 @@
             </w:pPr>
             <w:r/>
             <w:r>
-              <w:t>495.25</w:t>
+              <w:t>497.25</w:t>
             </w:r>
           </w:p>
         </w:tc>
@@ -19178,7 +19178,7 @@
               <w:rPr>
                 <w:b/>
               </w:rPr>
-              <w:t>500.00</w:t>
+              <w:t>502.00</w:t>
             </w:r>
           </w:p>
         </w:tc>
@@ -19326,7 +19326,7 @@
             </w:pPr>
             <w:r/>
             <w:r>
-              <w:t>500.00</w:t>
+              <w:t>502.00</w:t>
             </w:r>
           </w:p>
         </w:tc>
@@ -19354,7 +19354,7 @@
             </w:pPr>
             <w:r/>
             <w:r>
-              <w:t>504.25</w:t>
+              <w:t>506.25</w:t>
             </w:r>
           </w:p>
         </w:tc>
@@ -19382,7 +19382,7 @@
             </w:pPr>
             <w:r/>
             <w:r>
-              <w:t>496.75</w:t>
+              <w:t>498.75</w:t>
             </w:r>
           </w:p>
         </w:tc>
@@ -19413,7 +19413,7 @@
               <w:rPr>
                 <w:b/>
               </w:rPr>
-              <w:t>500.75</w:t>
+              <w:t>502.75</w:t>
             </w:r>
           </w:p>
         </w:tc>
@@ -19561,7 +19561,7 @@
             </w:pPr>
             <w:r/>
             <w:r>
-              <w:t>500.75</w:t>
+              <w:t>502.75</w:t>
             </w:r>
           </w:p>
         </w:tc>
@@ -19589,7 +19589,7 @@
             </w:pPr>
             <w:r/>
             <w:r>
-              <w:t>504.25</w:t>
+              <w:t>506.25</w:t>
             </w:r>
           </w:p>
         </w:tc>
@@ -19617,7 +19617,7 @@
             </w:pPr>
             <w:r/>
             <w:r>
-              <w:t>498.50</w:t>
+              <w:t>500.50</w:t>
             </w:r>
           </w:p>
         </w:tc>
@@ -19648,7 +19648,7 @@
               <w:rPr>
                 <w:b/>
               </w:rPr>
-              <w:t>500.75</w:t>
+              <w:t>502.75</w:t>
             </w:r>
           </w:p>
         </w:tc>
@@ -19796,7 +19796,7 @@
             </w:pPr>
             <w:r/>
             <w:r>
-              <w:t>500.75</w:t>
+              <w:t>502.75</w:t>
             </w:r>
           </w:p>
         </w:tc>
@@ -19824,7 +19824,7 @@
             </w:pPr>
             <w:r/>
             <w:r>
-              <w:t>504.50</w:t>
+              <w:t>506.50</w:t>
             </w:r>
           </w:p>
         </w:tc>
@@ -19852,7 +19852,7 @@
             </w:pPr>
             <w:r/>
             <w:r>
-              <w:t>497.25</w:t>
+              <w:t>499.25</w:t>
             </w:r>
           </w:p>
         </w:tc>
@@ -19883,7 +19883,7 @@
               <w:rPr>
                 <w:b/>
               </w:rPr>
-              <w:t>500.50</w:t>
+              <w:t>502.50</w:t>
             </w:r>
           </w:p>
         </w:tc>
@@ -20031,7 +20031,7 @@
             </w:pPr>
             <w:r/>
             <w:r>
-              <w:t>500.50</w:t>
+              <w:t>502.50</w:t>
             </w:r>
           </w:p>
         </w:tc>
@@ -20059,7 +20059,7 @@
             </w:pPr>
             <w:r/>
             <w:r>
-              <w:t>504.00</w:t>
+              <w:t>506.00</w:t>
             </w:r>
           </w:p>
         </w:tc>
@@ -20087,7 +20087,7 @@
             </w:pPr>
             <w:r/>
             <w:r>
-              <w:t>497.25</w:t>
+              <w:t>499.25</w:t>
             </w:r>
           </w:p>
         </w:tc>
@@ -20118,7 +20118,7 @@
               <w:rPr>
                 <w:b/>
               </w:rPr>
-              <w:t>500.25</w:t>
+              <w:t>502.25</w:t>
             </w:r>
           </w:p>
         </w:tc>
@@ -20266,7 +20266,7 @@
             </w:pPr>
             <w:r/>
             <w:r>
-              <w:t>500.25</w:t>
+              <w:t>502.25</w:t>
             </w:r>
           </w:p>
         </w:tc>
@@ -20294,7 +20294,7 @@
             </w:pPr>
             <w:r/>
             <w:r>
-              <w:t>503.25</w:t>
+              <w:t>505.25</w:t>
             </w:r>
           </w:p>
         </w:tc>
@@ -20322,7 +20322,7 @@
             </w:pPr>
             <w:r/>
             <w:r>
-              <w:t>497.50</w:t>
+              <w:t>499.50</w:t>
             </w:r>
           </w:p>
         </w:tc>
@@ -20353,7 +20353,7 @@
               <w:rPr>
                 <w:b/>
               </w:rPr>
-              <w:t>500.50</w:t>
+              <w:t>502.50</w:t>
             </w:r>
           </w:p>
         </w:tc>
@@ -20501,7 +20501,7 @@
             </w:pPr>
             <w:r/>
             <w:r>
-              <w:t>500.50</w:t>
+              <w:t>502.50</w:t>
             </w:r>
           </w:p>
         </w:tc>
@@ -20529,7 +20529,7 @@
             </w:pPr>
             <w:r/>
             <w:r>
-              <w:t>503.50</w:t>
+              <w:t>505.50</w:t>
             </w:r>
           </w:p>
         </w:tc>
@@ -20557,7 +20557,7 @@
             </w:pPr>
             <w:r/>
             <w:r>
-              <w:t>497.75</w:t>
+              <w:t>499.75</w:t>
             </w:r>
           </w:p>
         </w:tc>
@@ -20588,7 +20588,7 @@
               <w:rPr>
                 <w:b/>
               </w:rPr>
-              <w:t>500.50</w:t>
+              <w:t>502.50</w:t>
             </w:r>
           </w:p>
         </w:tc>
@@ -20736,7 +20736,7 @@
             </w:pPr>
             <w:r/>
             <w:r>
-              <w:t>500.50</w:t>
+              <w:t>502.50</w:t>
             </w:r>
           </w:p>
         </w:tc>
@@ -20764,7 +20764,7 @@
             </w:pPr>
             <w:r/>
             <w:r>
-              <w:t>504.50</w:t>
+              <w:t>506.50</w:t>
             </w:r>
           </w:p>
         </w:tc>
@@ -20792,7 +20792,7 @@
             </w:pPr>
             <w:r/>
             <w:r>
-              <w:t>497.00</w:t>
+              <w:t>499.00</w:t>
             </w:r>
           </w:p>
         </w:tc>
@@ -20823,7 +20823,7 @@
               <w:rPr>
                 <w:b/>
               </w:rPr>
-              <w:t>501.00</w:t>
+              <w:t>503.00</w:t>
             </w:r>
           </w:p>
         </w:tc>
@@ -20971,7 +20971,7 @@
             </w:pPr>
             <w:r/>
             <w:r>
-              <w:t>501.00</w:t>
+              <w:t>503.00</w:t>
             </w:r>
           </w:p>
         </w:tc>
@@ -20999,7 +20999,7 @@
             </w:pPr>
             <w:r/>
             <w:r>
-              <w:t>505.00</w:t>
+              <w:t>507.00</w:t>
             </w:r>
           </w:p>
         </w:tc>
@@ -21027,7 +21027,7 @@
             </w:pPr>
             <w:r/>
             <w:r>
-              <w:t>499.25</w:t>
+              <w:t>501.25</w:t>
             </w:r>
           </w:p>
         </w:tc>
@@ -21058,7 +21058,7 @@
               <w:rPr>
                 <w:b/>
               </w:rPr>
-              <w:t>500.75</w:t>
+              <w:t>502.75</w:t>
             </w:r>
           </w:p>
         </w:tc>
@@ -21702,7 +21702,7 @@
               <w:rPr>
                 <w:b/>
               </w:rPr>
-              <w:t>Giảm (Bearish)</w:t>
+              <w:t>Tăng (Bullish)</w:t>
             </w:r>
           </w:p>
         </w:tc>
@@ -21730,7 +21730,7 @@
             </w:pPr>
             <w:r/>
             <w:r>
-              <w:t>EMA_21 H1 &lt; EMA_50 H1 (Áp lực bán duy trì)</w:t>
+              <w:t>EMA_21 H1 &gt; EMA_50 H1 (Hội tụ động lượng tăng)</w:t>
             </w:r>
           </w:p>
         </w:tc>
@@ -21781,7 +21781,7 @@
         <w:t>Giá Chốt Phiên (Close):</w:t>
       </w:r>
       <w:r>
-        <w:t xml:space="preserve"> 681.75 cents | </w:t>
+        <w:t xml:space="preserve"> 689.50 cents | </w:t>
       </w:r>
       <w:r>
         <w:rPr>
@@ -21796,10 +21796,10 @@
         <w:rPr>
           <w:b/>
         </w:rPr>
-        <w:t>`683.32 cents`</w:t>
+        <w:t>`691.61 cents`</w:t>
       </w:r>
       <w:r>
-        <w:t xml:space="preserve"> (+1.57).</w:t>
+        <w:t xml:space="preserve"> (+2.11).</w:t>
       </w:r>
     </w:p>
     <w:p>
@@ -21820,7 +21820,7 @@
         <w:rPr>
           <w:b/>
         </w:rPr>
-        <w:t>`10,727`</w:t>
+        <w:t>`20,458`</w:t>
       </w:r>
       <w:r>
         <w:t xml:space="preserve"> (Chênh lệch: </w:t>
@@ -21829,7 +21829,7 @@
         <w:rPr>
           <w:b/>
         </w:rPr>
-        <w:t>`-67,041`</w:t>
+        <w:t>`-57,310`</w:t>
       </w:r>
       <w:r>
         <w:t xml:space="preserve">) | OI: </w:t>
@@ -21871,7 +21871,7 @@
         <w:rPr>
           <w:b/>
         </w:rPr>
-        <w:t>`Doji (Nến lưỡng lự thế trận)`</w:t>
+        <w:t>`Bullish Engulfing (Nhấn chìm tăng trưởng)`</w:t>
       </w:r>
     </w:p>
     <w:p>
@@ -21914,10 +21914,10 @@
         <w:rPr>
           <w:b/>
         </w:rPr>
-        <w:t>TÍCH LŨY TÍCH CỰC (Accumulation):</w:t>
+        <w:t>TĂNG MẠNH MẼ (Strong Bullish Confirmation):</w:t>
       </w:r>
       <w:r>
-        <w:t xml:space="preserve"> Nến đi ngang nhưng dòng tiền âm thầm gia tăng (OI tăng), báo hiệu chuẩn bị có nhịp bứt phá tăng.</w:t>
+        <w:t xml:space="preserve"> Mô hình nến tăng được củng cố bởi dòng tiền gia tăng tích cực, hỗ trợ lực mua lên bền vững.</w:t>
       </w:r>
     </w:p>
     <w:p>
@@ -22163,7 +22163,7 @@
               <w:rPr>
                 <w:b/>
               </w:rPr>
-              <w:t>90.82</w:t>
+              <w:t>91.50</w:t>
             </w:r>
           </w:p>
         </w:tc>
@@ -22194,7 +22194,7 @@
               <w:rPr>
                 <w:b/>
               </w:rPr>
-              <w:t>-0.22%</w:t>
+              <w:t>+0.53%</w:t>
             </w:r>
           </w:p>
         </w:tc>
@@ -22222,7 +22222,7 @@
             </w:pPr>
             <w:r/>
             <w:r>
-              <w:t>Giá dầu Giảm giảm bớt premium rủi ro địa chính trị, tạo áp lực chốt lời lúa mì.</w:t>
+              <w:t>Giá dầu Tăng tăng premium rủi ro địa chính trị và logistics Biển Đen, hỗ trợ giá lúa mì.</w:t>
             </w:r>
           </w:p>
         </w:tc>
@@ -22286,7 +22286,7 @@
               <w:rPr>
                 <w:b/>
               </w:rPr>
-              <w:t>99.14</w:t>
+              <w:t>98.99</w:t>
             </w:r>
           </w:p>
         </w:tc>
@@ -22317,7 +22317,7 @@
               <w:rPr>
                 <w:b/>
               </w:rPr>
-              <w:t>-0.51%</w:t>
+              <w:t>-0.66%</w:t>
             </w:r>
           </w:p>
         </w:tc>
@@ -22921,7 +22921,7 @@
         <w:t xml:space="preserve"> EMA_21 </w:t>
       </w:r>
       <w:r>
-        <w:t xml:space="preserve"> (684.06) &lt; </w:t>
+        <w:t xml:space="preserve"> (684.55) &gt; </w:t>
       </w:r>
       <w:r>
         <w:rPr>
@@ -22932,7 +22932,7 @@
         <w:t xml:space="preserve"> EMA_50 </w:t>
       </w:r>
       <w:r>
-        <w:t xml:space="preserve"> (684.17).</w:t>
+        <w:t xml:space="preserve"> (684.38).</w:t>
       </w:r>
     </w:p>
     <w:p>
@@ -22953,7 +22953,7 @@
         <w:rPr>
           <w:b/>
         </w:rPr>
-        <w:t>`43.34`</w:t>
+        <w:t>`58.94`</w:t>
       </w:r>
       <w:r>
         <w:t xml:space="preserve"> | ATR (14) = </w:t>
@@ -22962,7 +22962,7 @@
         <w:rPr>
           <w:b/>
         </w:rPr>
-        <w:t>`3.34`</w:t>
+        <w:t>`4.17`</w:t>
       </w:r>
       <w:r>
         <w:t xml:space="preserve"> cents | Volatility = </w:t>
@@ -22971,7 +22971,7 @@
         <w:rPr>
           <w:b/>
         </w:rPr>
-        <w:t>`4.00 cents`</w:t>
+        <w:t>`9.50 cents`</w:t>
       </w:r>
       <w:r>
         <w:t>.</w:t>
@@ -22995,7 +22995,7 @@
         <w:rPr>
           <w:b/>
         </w:rPr>
-        <w:t>`678.00`</w:t>
+        <w:t>`686.50`</w:t>
       </w:r>
       <w:r>
         <w:t xml:space="preserve"> | S2: </w:t>
@@ -23013,7 +23013,7 @@
         <w:rPr>
           <w:b/>
         </w:rPr>
-        <w:t>`683.50`</w:t>
+        <w:t>`692.25`</w:t>
       </w:r>
       <w:r>
         <w:t xml:space="preserve"> | R2: </w:t>
@@ -23746,7 +23746,7 @@
           <w:b/>
           <w:color w:val="B91C1C"/>
         </w:rPr>
-        <w:t>`684.06 - 684.17 cents (Canh bán hồi kỹ thuật H1)`</w:t>
+        <w:t>`684.55 - 684.38 cents (Canh bán hồi kỹ thuật H1)`</w:t>
       </w:r>
       <w:r>
         <w:t xml:space="preserve"> | SL: </w:t>
@@ -23755,7 +23755,7 @@
         <w:rPr>
           <w:b/>
         </w:rPr>
-        <w:t>`733.27 cents (Trên kháng cự R2 + 1.5x ATR)`</w:t>
+        <w:t>`734.50 cents (Trên kháng cự R2 + 1.5x ATR)`</w:t>
       </w:r>
       <w:r>
         <w:t xml:space="preserve"> | TP: </w:t>
@@ -23766,7 +23766,7 @@
           <w:color w:val="D97706"/>
           <w:sz w:val="19"/>
         </w:rPr>
-        <w:t xml:space="preserve"> 678.00 cents </w:t>
+        <w:t xml:space="preserve"> 686.50 cents </w:t>
       </w:r>
       <w:r>
         <w:t xml:space="preserve"> / </w:t>
@@ -23817,7 +23817,7 @@
         <w:rPr>
           <w:b/>
         </w:rPr>
-        <w:t>`676.00 - 678.00 cents`</w:t>
+        <w:t>`684.50 - 686.50 cents`</w:t>
       </w:r>
       <w:r>
         <w:t xml:space="preserve"> | SL: </w:t>
@@ -23826,7 +23826,7 @@
         <w:rPr>
           <w:b/>
         </w:rPr>
-        <w:t>`641.91 cents`</w:t>
+        <w:t>`641.08 cents`</w:t>
       </w:r>
       <w:r>
         <w:t xml:space="preserve"> | TP: </w:t>
@@ -23835,7 +23835,7 @@
         <w:rPr>
           <w:b/>
         </w:rPr>
-        <w:t>`683.50 cents (Đón sóng hồi trung hạn ~14.5 giá)`</w:t>
+        <w:t>`692.25 cents (Đón sóng hồi trung hạn ~14.5 giá)`</w:t>
       </w:r>
       <w:r>
         <w:t>.</w:t>
@@ -23863,7 +23863,7 @@
         <w:rPr>
           <w:b/>
         </w:rPr>
-        <w:t>`683.50 - 685.50 cents`</w:t>
+        <w:t>`692.25 - 694.25 cents`</w:t>
       </w:r>
       <w:r>
         <w:t xml:space="preserve"> | SL: </w:t>
@@ -23872,7 +23872,7 @@
         <w:rPr>
           <w:b/>
         </w:rPr>
-        <w:t>`686.84 cents`</w:t>
+        <w:t>`696.42 cents`</w:t>
       </w:r>
       <w:r>
         <w:t xml:space="preserve"> | TP: </w:t>
@@ -23921,7 +23921,7 @@
         <w:rPr>
           <w:b/>
         </w:rPr>
-        <w:t>`631.87 - 645.25 cents`</w:t>
+        <w:t>`628.59 - 645.25 cents`</w:t>
       </w:r>
     </w:p>
     <w:p>
@@ -24328,7 +24328,7 @@
             </w:pPr>
             <w:r/>
             <w:r>
-              <w:t>681.75</w:t>
+              <w:t>689.50</w:t>
             </w:r>
           </w:p>
         </w:tc>
@@ -24356,7 +24356,7 @@
             </w:pPr>
             <w:r/>
             <w:r>
-              <w:t>693.00</w:t>
+              <w:t>700.75</w:t>
             </w:r>
           </w:p>
         </w:tc>
@@ -24384,7 +24384,7 @@
             </w:pPr>
             <w:r/>
             <w:r>
-              <w:t>676.25</w:t>
+              <w:t>684.00</w:t>
             </w:r>
           </w:p>
         </w:tc>
@@ -24415,7 +24415,7 @@
               <w:rPr>
                 <w:b/>
               </w:rPr>
-              <w:t>681.00</w:t>
+              <w:t>688.75</w:t>
             </w:r>
           </w:p>
         </w:tc>
@@ -24563,7 +24563,7 @@
             </w:pPr>
             <w:r/>
             <w:r>
-              <w:t>681.00</w:t>
+              <w:t>688.75</w:t>
             </w:r>
           </w:p>
         </w:tc>
@@ -24591,7 +24591,7 @@
             </w:pPr>
             <w:r/>
             <w:r>
-              <w:t>688.50</w:t>
+              <w:t>696.25</w:t>
             </w:r>
           </w:p>
         </w:tc>
@@ -24619,7 +24619,7 @@
             </w:pPr>
             <w:r/>
             <w:r>
-              <w:t>675.00</w:t>
+              <w:t>682.75</w:t>
             </w:r>
           </w:p>
         </w:tc>
@@ -24650,7 +24650,7 @@
               <w:rPr>
                 <w:b/>
               </w:rPr>
-              <w:t>680.50</w:t>
+              <w:t>688.25</w:t>
             </w:r>
           </w:p>
         </w:tc>
@@ -24798,7 +24798,7 @@
             </w:pPr>
             <w:r/>
             <w:r>
-              <w:t>680.50</w:t>
+              <w:t>688.25</w:t>
             </w:r>
           </w:p>
         </w:tc>
@@ -24826,7 +24826,7 @@
             </w:pPr>
             <w:r/>
             <w:r>
-              <w:t>694.25</w:t>
+              <w:t>702.00</w:t>
             </w:r>
           </w:p>
         </w:tc>
@@ -24854,7 +24854,7 @@
             </w:pPr>
             <w:r/>
             <w:r>
-              <w:t>665.75</w:t>
+              <w:t>673.50</w:t>
             </w:r>
           </w:p>
         </w:tc>
@@ -24885,7 +24885,7 @@
               <w:rPr>
                 <w:b/>
               </w:rPr>
-              <w:t>682.50</w:t>
+              <w:t>690.25</w:t>
             </w:r>
           </w:p>
         </w:tc>
@@ -25033,7 +25033,7 @@
             </w:pPr>
             <w:r/>
             <w:r>
-              <w:t>682.50</w:t>
+              <w:t>690.25</w:t>
             </w:r>
           </w:p>
         </w:tc>
@@ -25061,7 +25061,7 @@
             </w:pPr>
             <w:r/>
             <w:r>
-              <w:t>695.75</w:t>
+              <w:t>703.50</w:t>
             </w:r>
           </w:p>
         </w:tc>
@@ -25089,7 +25089,7 @@
             </w:pPr>
             <w:r/>
             <w:r>
-              <w:t>674.25</w:t>
+              <w:t>682.00</w:t>
             </w:r>
           </w:p>
         </w:tc>
@@ -25120,7 +25120,7 @@
               <w:rPr>
                 <w:b/>
               </w:rPr>
-              <w:t>683.75</w:t>
+              <w:t>691.50</w:t>
             </w:r>
           </w:p>
         </w:tc>
@@ -25268,7 +25268,7 @@
             </w:pPr>
             <w:r/>
             <w:r>
-              <w:t>683.75</w:t>
+              <w:t>691.50</w:t>
             </w:r>
           </w:p>
         </w:tc>
@@ -25296,7 +25296,7 @@
             </w:pPr>
             <w:r/>
             <w:r>
-              <w:t>700.25</w:t>
+              <w:t>708.00</w:t>
             </w:r>
           </w:p>
         </w:tc>
@@ -25324,7 +25324,7 @@
             </w:pPr>
             <w:r/>
             <w:r>
-              <w:t>673.25</w:t>
+              <w:t>681.00</w:t>
             </w:r>
           </w:p>
         </w:tc>
@@ -25355,7 +25355,7 @@
               <w:rPr>
                 <w:b/>
               </w:rPr>
-              <w:t>688.25</w:t>
+              <w:t>696.00</w:t>
             </w:r>
           </w:p>
         </w:tc>
@@ -25503,7 +25503,7 @@
             </w:pPr>
             <w:r/>
             <w:r>
-              <w:t>688.25</w:t>
+              <w:t>696.00</w:t>
             </w:r>
           </w:p>
         </w:tc>
@@ -25531,7 +25531,7 @@
             </w:pPr>
             <w:r/>
             <w:r>
-              <w:t>696.00</w:t>
+              <w:t>703.75</w:t>
             </w:r>
           </w:p>
         </w:tc>
@@ -25559,7 +25559,7 @@
             </w:pPr>
             <w:r/>
             <w:r>
-              <w:t>677.25</w:t>
+              <w:t>685.00</w:t>
             </w:r>
           </w:p>
         </w:tc>
@@ -25590,7 +25590,7 @@
               <w:rPr>
                 <w:b/>
               </w:rPr>
-              <w:t>689.50</w:t>
+              <w:t>697.25</w:t>
             </w:r>
           </w:p>
         </w:tc>
@@ -25738,7 +25738,7 @@
             </w:pPr>
             <w:r/>
             <w:r>
-              <w:t>689.50</w:t>
+              <w:t>697.25</w:t>
             </w:r>
           </w:p>
         </w:tc>
@@ -25766,7 +25766,7 @@
             </w:pPr>
             <w:r/>
             <w:r>
-              <w:t>697.75</w:t>
+              <w:t>705.50</w:t>
             </w:r>
           </w:p>
         </w:tc>
@@ -25794,7 +25794,7 @@
             </w:pPr>
             <w:r/>
             <w:r>
-              <w:t>679.00</w:t>
+              <w:t>686.75</w:t>
             </w:r>
           </w:p>
         </w:tc>
@@ -25825,7 +25825,7 @@
               <w:rPr>
                 <w:b/>
               </w:rPr>
-              <w:t>691.25</w:t>
+              <w:t>699.00</w:t>
             </w:r>
           </w:p>
         </w:tc>
@@ -25973,7 +25973,7 @@
             </w:pPr>
             <w:r/>
             <w:r>
-              <w:t>691.25</w:t>
+              <w:t>699.00</w:t>
             </w:r>
           </w:p>
         </w:tc>
@@ -26001,7 +26001,7 @@
             </w:pPr>
             <w:r/>
             <w:r>
-              <w:t>703.50</w:t>
+              <w:t>711.25</w:t>
             </w:r>
           </w:p>
         </w:tc>
@@ -26029,7 +26029,7 @@
             </w:pPr>
             <w:r/>
             <w:r>
-              <w:t>681.50</w:t>
+              <w:t>689.25</w:t>
             </w:r>
           </w:p>
         </w:tc>
@@ -26060,7 +26060,7 @@
               <w:rPr>
                 <w:b/>
               </w:rPr>
-              <w:t>690.25</w:t>
+              <w:t>698.00</w:t>
             </w:r>
           </w:p>
         </w:tc>
@@ -26208,7 +26208,7 @@
             </w:pPr>
             <w:r/>
             <w:r>
-              <w:t>690.25</w:t>
+              <w:t>698.00</w:t>
             </w:r>
           </w:p>
         </w:tc>
@@ -26236,7 +26236,7 @@
             </w:pPr>
             <w:r/>
             <w:r>
-              <w:t>700.75</w:t>
+              <w:t>708.50</w:t>
             </w:r>
           </w:p>
         </w:tc>
@@ -26264,7 +26264,7 @@
             </w:pPr>
             <w:r/>
             <w:r>
-              <w:t>675.50</w:t>
+              <w:t>683.25</w:t>
             </w:r>
           </w:p>
         </w:tc>
@@ -26295,7 +26295,7 @@
               <w:rPr>
                 <w:b/>
               </w:rPr>
-              <w:t>692.50</w:t>
+              <w:t>700.25</w:t>
             </w:r>
           </w:p>
         </w:tc>
@@ -26443,7 +26443,7 @@
             </w:pPr>
             <w:r/>
             <w:r>
-              <w:t>692.50</w:t>
+              <w:t>700.25</w:t>
             </w:r>
           </w:p>
         </w:tc>
@@ -26471,7 +26471,7 @@
             </w:pPr>
             <w:r/>
             <w:r>
-              <w:t>703.00</w:t>
+              <w:t>710.75</w:t>
             </w:r>
           </w:p>
         </w:tc>
@@ -26499,7 +26499,7 @@
             </w:pPr>
             <w:r/>
             <w:r>
-              <w:t>686.25</w:t>
+              <w:t>694.00</w:t>
             </w:r>
           </w:p>
         </w:tc>
@@ -26530,7 +26530,7 @@
               <w:rPr>
                 <w:b/>
               </w:rPr>
-              <w:t>693.25</w:t>
+              <w:t>701.00</w:t>
             </w:r>
           </w:p>
         </w:tc>
@@ -26678,7 +26678,7 @@
             </w:pPr>
             <w:r/>
             <w:r>
-              <w:t>693.25</w:t>
+              <w:t>701.00</w:t>
             </w:r>
           </w:p>
         </w:tc>
@@ -26706,7 +26706,7 @@
             </w:pPr>
             <w:r/>
             <w:r>
-              <w:t>707.50</w:t>
+              <w:t>715.25</w:t>
             </w:r>
           </w:p>
         </w:tc>
@@ -26734,7 +26734,7 @@
             </w:pPr>
             <w:r/>
             <w:r>
-              <w:t>678.50</w:t>
+              <w:t>686.25</w:t>
             </w:r>
           </w:p>
         </w:tc>
@@ -26765,7 +26765,7 @@
               <w:rPr>
                 <w:b/>
               </w:rPr>
-              <w:t>695.25</w:t>
+              <w:t>703.00</w:t>
             </w:r>
           </w:p>
         </w:tc>
@@ -26913,7 +26913,7 @@
             </w:pPr>
             <w:r/>
             <w:r>
-              <w:t>695.25</w:t>
+              <w:t>703.00</w:t>
             </w:r>
           </w:p>
         </w:tc>
@@ -26941,7 +26941,7 @@
             </w:pPr>
             <w:r/>
             <w:r>
-              <w:t>701.75</w:t>
+              <w:t>709.50</w:t>
             </w:r>
           </w:p>
         </w:tc>
@@ -26969,7 +26969,7 @@
             </w:pPr>
             <w:r/>
             <w:r>
-              <w:t>688.50</w:t>
+              <w:t>696.25</w:t>
             </w:r>
           </w:p>
         </w:tc>
@@ -27000,7 +27000,7 @@
               <w:rPr>
                 <w:b/>
               </w:rPr>
-              <w:t>695.50</w:t>
+              <w:t>703.25</w:t>
             </w:r>
           </w:p>
         </w:tc>
@@ -27148,7 +27148,7 @@
             </w:pPr>
             <w:r/>
             <w:r>
-              <w:t>695.50</w:t>
+              <w:t>703.25</w:t>
             </w:r>
           </w:p>
         </w:tc>
@@ -27176,7 +27176,7 @@
             </w:pPr>
             <w:r/>
             <w:r>
-              <w:t>705.75</w:t>
+              <w:t>713.50</w:t>
             </w:r>
           </w:p>
         </w:tc>
@@ -27204,7 +27204,7 @@
             </w:pPr>
             <w:r/>
             <w:r>
-              <w:t>687.50</w:t>
+              <w:t>695.25</w:t>
             </w:r>
           </w:p>
         </w:tc>
@@ -27235,7 +27235,7 @@
               <w:rPr>
                 <w:b/>
               </w:rPr>
-              <w:t>696.00</w:t>
+              <w:t>703.75</w:t>
             </w:r>
           </w:p>
         </w:tc>
@@ -27383,7 +27383,7 @@
             </w:pPr>
             <w:r/>
             <w:r>
-              <w:t>696.00</w:t>
+              <w:t>703.75</w:t>
             </w:r>
           </w:p>
         </w:tc>
@@ -27411,7 +27411,7 @@
             </w:pPr>
             <w:r/>
             <w:r>
-              <w:t>703.00</w:t>
+              <w:t>710.75</w:t>
             </w:r>
           </w:p>
         </w:tc>
@@ -27439,7 +27439,7 @@
             </w:pPr>
             <w:r/>
             <w:r>
-              <w:t>690.00</w:t>
+              <w:t>697.75</w:t>
             </w:r>
           </w:p>
         </w:tc>
@@ -27470,7 +27470,7 @@
               <w:rPr>
                 <w:b/>
               </w:rPr>
-              <w:t>695.25</w:t>
+              <w:t>703.00</w:t>
             </w:r>
           </w:p>
         </w:tc>
@@ -27618,7 +27618,7 @@
             </w:pPr>
             <w:r/>
             <w:r>
-              <w:t>695.25</w:t>
+              <w:t>703.00</w:t>
             </w:r>
           </w:p>
         </w:tc>
@@ -27646,7 +27646,7 @@
             </w:pPr>
             <w:r/>
             <w:r>
-              <w:t>708.75</w:t>
+              <w:t>716.50</w:t>
             </w:r>
           </w:p>
         </w:tc>
@@ -27674,7 +27674,7 @@
             </w:pPr>
             <w:r/>
             <w:r>
-              <w:t>682.25</w:t>
+              <w:t>690.00</w:t>
             </w:r>
           </w:p>
         </w:tc>
@@ -27705,7 +27705,7 @@
               <w:rPr>
                 <w:b/>
               </w:rPr>
-              <w:t>697.00</w:t>
+              <w:t>704.75</w:t>
             </w:r>
           </w:p>
         </w:tc>
@@ -27853,7 +27853,7 @@
             </w:pPr>
             <w:r/>
             <w:r>
-              <w:t>697.00</w:t>
+              <w:t>704.75</w:t>
             </w:r>
           </w:p>
         </w:tc>
@@ -27881,7 +27881,7 @@
             </w:pPr>
             <w:r/>
             <w:r>
-              <w:t>706.25</w:t>
+              <w:t>714.00</w:t>
             </w:r>
           </w:p>
         </w:tc>
@@ -27909,7 +27909,7 @@
             </w:pPr>
             <w:r/>
             <w:r>
-              <w:t>686.25</w:t>
+              <w:t>694.00</w:t>
             </w:r>
           </w:p>
         </w:tc>
@@ -27940,7 +27940,7 @@
               <w:rPr>
                 <w:b/>
               </w:rPr>
-              <w:t>697.50</w:t>
+              <w:t>705.25</w:t>
             </w:r>
           </w:p>
         </w:tc>
@@ -28088,7 +28088,7 @@
             </w:pPr>
             <w:r/>
             <w:r>
-              <w:t>697.50</w:t>
+              <w:t>705.25</w:t>
             </w:r>
           </w:p>
         </w:tc>
@@ -28116,7 +28116,7 @@
             </w:pPr>
             <w:r/>
             <w:r>
-              <w:t>709.75</w:t>
+              <w:t>717.50</w:t>
             </w:r>
           </w:p>
         </w:tc>
@@ -28144,7 +28144,7 @@
             </w:pPr>
             <w:r/>
             <w:r>
-              <w:t>683.25</w:t>
+              <w:t>691.00</w:t>
             </w:r>
           </w:p>
         </w:tc>
@@ -28175,7 +28175,7 @@
               <w:rPr>
                 <w:b/>
               </w:rPr>
-              <w:t>696.00</w:t>
+              <w:t>703.75</w:t>
             </w:r>
           </w:p>
         </w:tc>
@@ -28323,7 +28323,7 @@
             </w:pPr>
             <w:r/>
             <w:r>
-              <w:t>696.00</w:t>
+              <w:t>703.75</w:t>
             </w:r>
           </w:p>
         </w:tc>
@@ -28351,7 +28351,7 @@
             </w:pPr>
             <w:r/>
             <w:r>
-              <w:t>703.00</w:t>
+              <w:t>710.75</w:t>
             </w:r>
           </w:p>
         </w:tc>
@@ -28379,7 +28379,7 @@
             </w:pPr>
             <w:r/>
             <w:r>
-              <w:t>686.50</w:t>
+              <w:t>694.25</w:t>
             </w:r>
           </w:p>
         </w:tc>
@@ -28410,7 +28410,7 @@
               <w:rPr>
                 <w:b/>
               </w:rPr>
-              <w:t>696.50</w:t>
+              <w:t>704.25</w:t>
             </w:r>
           </w:p>
         </w:tc>
@@ -28558,7 +28558,7 @@
             </w:pPr>
             <w:r/>
             <w:r>
-              <w:t>696.50</w:t>
+              <w:t>704.25</w:t>
             </w:r>
           </w:p>
         </w:tc>
@@ -28586,7 +28586,7 @@
             </w:pPr>
             <w:r/>
             <w:r>
-              <w:t>707.00</w:t>
+              <w:t>714.75</w:t>
             </w:r>
           </w:p>
         </w:tc>
@@ -28614,7 +28614,7 @@
             </w:pPr>
             <w:r/>
             <w:r>
-              <w:t>689.25</w:t>
+              <w:t>697.00</w:t>
             </w:r>
           </w:p>
         </w:tc>
@@ -28645,7 +28645,7 @@
               <w:rPr>
                 <w:b/>
               </w:rPr>
-              <w:t>696.25</w:t>
+              <w:t>704.00</w:t>
             </w:r>
           </w:p>
         </w:tc>
@@ -28793,7 +28793,7 @@
             </w:pPr>
             <w:r/>
             <w:r>
-              <w:t>696.25</w:t>
+              <w:t>704.00</w:t>
             </w:r>
           </w:p>
         </w:tc>
@@ -28821,7 +28821,7 @@
             </w:pPr>
             <w:r/>
             <w:r>
-              <w:t>706.00</w:t>
+              <w:t>713.75</w:t>
             </w:r>
           </w:p>
         </w:tc>
@@ -28849,7 +28849,7 @@
             </w:pPr>
             <w:r/>
             <w:r>
-              <w:t>686.50</w:t>
+              <w:t>694.25</w:t>
             </w:r>
           </w:p>
         </w:tc>
@@ -28880,7 +28880,7 @@
               <w:rPr>
                 <w:b/>
               </w:rPr>
-              <w:t>696.75</w:t>
+              <w:t>704.50</w:t>
             </w:r>
           </w:p>
         </w:tc>
@@ -29028,7 +29028,7 @@
             </w:pPr>
             <w:r/>
             <w:r>
-              <w:t>696.75</w:t>
+              <w:t>704.50</w:t>
             </w:r>
           </w:p>
         </w:tc>
@@ -29056,7 +29056,7 @@
             </w:pPr>
             <w:r/>
             <w:r>
-              <w:t>707.50</w:t>
+              <w:t>715.25</w:t>
             </w:r>
           </w:p>
         </w:tc>
@@ -29084,7 +29084,7 @@
             </w:pPr>
             <w:r/>
             <w:r>
-              <w:t>689.50</w:t>
+              <w:t>697.25</w:t>
             </w:r>
           </w:p>
         </w:tc>
@@ -29115,7 +29115,7 @@
               <w:rPr>
                 <w:b/>
               </w:rPr>
-              <w:t>697.50</w:t>
+              <w:t>705.25</w:t>
             </w:r>
           </w:p>
         </w:tc>
@@ -29263,7 +29263,7 @@
             </w:pPr>
             <w:r/>
             <w:r>
-              <w:t>697.50</w:t>
+              <w:t>705.25</w:t>
             </w:r>
           </w:p>
         </w:tc>
@@ -29291,7 +29291,7 @@
             </w:pPr>
             <w:r/>
             <w:r>
-              <w:t>704.00</w:t>
+              <w:t>711.75</w:t>
             </w:r>
           </w:p>
         </w:tc>
@@ -29319,7 +29319,7 @@
             </w:pPr>
             <w:r/>
             <w:r>
-              <w:t>689.00</w:t>
+              <w:t>696.75</w:t>
             </w:r>
           </w:p>
         </w:tc>
@@ -29350,7 +29350,7 @@
               <w:rPr>
                 <w:b/>
               </w:rPr>
-              <w:t>698.00</w:t>
+              <w:t>705.75</w:t>
             </w:r>
           </w:p>
         </w:tc>
@@ -29498,7 +29498,7 @@
             </w:pPr>
             <w:r/>
             <w:r>
-              <w:t>698.00</w:t>
+              <w:t>705.75</w:t>
             </w:r>
           </w:p>
         </w:tc>
@@ -29526,7 +29526,7 @@
             </w:pPr>
             <w:r/>
             <w:r>
-              <w:t>709.00</w:t>
+              <w:t>716.75</w:t>
             </w:r>
           </w:p>
         </w:tc>
@@ -29554,7 +29554,7 @@
             </w:pPr>
             <w:r/>
             <w:r>
-              <w:t>686.25</w:t>
+              <w:t>694.00</w:t>
             </w:r>
           </w:p>
         </w:tc>
@@ -29585,7 +29585,7 @@
               <w:rPr>
                 <w:b/>
               </w:rPr>
-              <w:t>701.50</w:t>
+              <w:t>709.25</w:t>
             </w:r>
           </w:p>
         </w:tc>
@@ -29733,7 +29733,7 @@
             </w:pPr>
             <w:r/>
             <w:r>
-              <w:t>701.50</w:t>
+              <w:t>709.25</w:t>
             </w:r>
           </w:p>
         </w:tc>
@@ -29761,7 +29761,7 @@
             </w:pPr>
             <w:r/>
             <w:r>
-              <w:t>707.00</w:t>
+              <w:t>714.75</w:t>
             </w:r>
           </w:p>
         </w:tc>
@@ -29789,7 +29789,7 @@
             </w:pPr>
             <w:r/>
             <w:r>
-              <w:t>693.75</w:t>
+              <w:t>701.50</w:t>
             </w:r>
           </w:p>
         </w:tc>
@@ -29820,7 +29820,7 @@
               <w:rPr>
                 <w:b/>
               </w:rPr>
-              <w:t>702.25</w:t>
+              <w:t>710.00</w:t>
             </w:r>
           </w:p>
         </w:tc>
@@ -29968,7 +29968,7 @@
             </w:pPr>
             <w:r/>
             <w:r>
-              <w:t>702.25</w:t>
+              <w:t>710.00</w:t>
             </w:r>
           </w:p>
         </w:tc>
@@ -29996,7 +29996,7 @@
             </w:pPr>
             <w:r/>
             <w:r>
-              <w:t>711.50</w:t>
+              <w:t>719.25</w:t>
             </w:r>
           </w:p>
         </w:tc>
@@ -30024,7 +30024,7 @@
             </w:pPr>
             <w:r/>
             <w:r>
-              <w:t>695.75</w:t>
+              <w:t>703.50</w:t>
             </w:r>
           </w:p>
         </w:tc>
@@ -30055,7 +30055,7 @@
               <w:rPr>
                 <w:b/>
               </w:rPr>
-              <w:t>701.50</w:t>
+              <w:t>709.25</w:t>
             </w:r>
           </w:p>
         </w:tc>
@@ -30203,7 +30203,7 @@
             </w:pPr>
             <w:r/>
             <w:r>
-              <w:t>701.50</w:t>
+              <w:t>709.25</w:t>
             </w:r>
           </w:p>
         </w:tc>
@@ -30231,7 +30231,7 @@
             </w:pPr>
             <w:r/>
             <w:r>
-              <w:t>709.00</w:t>
+              <w:t>716.75</w:t>
             </w:r>
           </w:p>
         </w:tc>
@@ -30259,7 +30259,7 @@
             </w:pPr>
             <w:r/>
             <w:r>
-              <w:t>695.50</w:t>
+              <w:t>703.25</w:t>
             </w:r>
           </w:p>
         </w:tc>
@@ -30290,7 +30290,7 @@
               <w:rPr>
                 <w:b/>
               </w:rPr>
-              <w:t>700.50</w:t>
+              <w:t>708.25</w:t>
             </w:r>
           </w:p>
         </w:tc>
@@ -30438,7 +30438,7 @@
             </w:pPr>
             <w:r/>
             <w:r>
-              <w:t>700.50</w:t>
+              <w:t>708.25</w:t>
             </w:r>
           </w:p>
         </w:tc>
@@ -30466,7 +30466,7 @@
             </w:pPr>
             <w:r/>
             <w:r>
-              <w:t>707.50</w:t>
+              <w:t>715.25</w:t>
             </w:r>
           </w:p>
         </w:tc>
@@ -30494,7 +30494,7 @@
             </w:pPr>
             <w:r/>
             <w:r>
-              <w:t>687.00</w:t>
+              <w:t>694.75</w:t>
             </w:r>
           </w:p>
         </w:tc>
@@ -30525,7 +30525,7 @@
               <w:rPr>
                 <w:b/>
               </w:rPr>
-              <w:t>701.25</w:t>
+              <w:t>709.00</w:t>
             </w:r>
           </w:p>
         </w:tc>
@@ -30673,7 +30673,7 @@
             </w:pPr>
             <w:r/>
             <w:r>
-              <w:t>701.25</w:t>
+              <w:t>709.00</w:t>
             </w:r>
           </w:p>
         </w:tc>
@@ -30701,7 +30701,7 @@
             </w:pPr>
             <w:r/>
             <w:r>
-              <w:t>710.50</w:t>
+              <w:t>718.25</w:t>
             </w:r>
           </w:p>
         </w:tc>
@@ -30729,7 +30729,7 @@
             </w:pPr>
             <w:r/>
             <w:r>
-              <w:t>694.00</w:t>
+              <w:t>701.75</w:t>
             </w:r>
           </w:p>
         </w:tc>
@@ -30760,7 +30760,7 @@
               <w:rPr>
                 <w:b/>
               </w:rPr>
-              <w:t>701.00</w:t>
+              <w:t>708.75</w:t>
             </w:r>
           </w:p>
         </w:tc>
@@ -30908,7 +30908,7 @@
             </w:pPr>
             <w:r/>
             <w:r>
-              <w:t>701.00</w:t>
+              <w:t>708.75</w:t>
             </w:r>
           </w:p>
         </w:tc>
@@ -30936,7 +30936,7 @@
             </w:pPr>
             <w:r/>
             <w:r>
-              <w:t>709.50</w:t>
+              <w:t>717.25</w:t>
             </w:r>
           </w:p>
         </w:tc>
@@ -30964,7 +30964,7 @@
             </w:pPr>
             <w:r/>
             <w:r>
-              <w:t>687.00</w:t>
+              <w:t>694.75</w:t>
             </w:r>
           </w:p>
         </w:tc>
@@ -30995,7 +30995,7 @@
               <w:rPr>
                 <w:b/>
               </w:rPr>
-              <w:t>702.75</w:t>
+              <w:t>710.50</w:t>
             </w:r>
           </w:p>
         </w:tc>
@@ -31143,7 +31143,7 @@
             </w:pPr>
             <w:r/>
             <w:r>
-              <w:t>702.75</w:t>
+              <w:t>710.50</w:t>
             </w:r>
           </w:p>
         </w:tc>
@@ -31171,7 +31171,7 @@
             </w:pPr>
             <w:r/>
             <w:r>
-              <w:t>709.00</w:t>
+              <w:t>716.75</w:t>
             </w:r>
           </w:p>
         </w:tc>
@@ -31199,7 +31199,7 @@
             </w:pPr>
             <w:r/>
             <w:r>
-              <w:t>696.25</w:t>
+              <w:t>704.00</w:t>
             </w:r>
           </w:p>
         </w:tc>
@@ -31230,7 +31230,7 @@
               <w:rPr>
                 <w:b/>
               </w:rPr>
-              <w:t>702.00</w:t>
+              <w:t>709.75</w:t>
             </w:r>
           </w:p>
         </w:tc>

--- a/Daily Reports/19_08_2026-CBOT Reports.docx
+++ b/Daily Reports/19_08_2026-CBOT Reports.docx
@@ -104,7 +104,7 @@
           <w:color w:val="5C768D"/>
           <w:sz w:val="19"/>
         </w:rPr>
-        <w:t>Cập nhật tự động qua `macro_tracker.py` vào lúc 21:01 ICT ngày 19/08/2026</w:t>
+        <w:t>Cập nhật tự động qua `macro_tracker.py` vào lúc 22:01 ICT ngày 19/08/2026</w:t>
       </w:r>
     </w:p>
     <w:tbl>
@@ -313,7 +313,7 @@
               <w:rPr>
                 <w:b/>
               </w:rPr>
-              <w:t>91.50 / thùng</w:t>
+              <w:t>91.88 / thùng</w:t>
             </w:r>
           </w:p>
         </w:tc>
@@ -344,7 +344,7 @@
               <w:rPr>
                 <w:b/>
               </w:rPr>
-              <w:t>+0.53%</w:t>
+              <w:t>+0.94%</w:t>
             </w:r>
           </w:p>
         </w:tc>
@@ -442,7 +442,7 @@
               <w:rPr>
                 <w:b/>
               </w:rPr>
-              <w:t>98.99</w:t>
+              <w:t>98.89</w:t>
             </w:r>
           </w:p>
         </w:tc>
@@ -473,7 +473,7 @@
               <w:rPr>
                 <w:b/>
               </w:rPr>
-              <w:t>-0.66%</w:t>
+              <w:t>-0.76%</w:t>
             </w:r>
           </w:p>
         </w:tc>
@@ -1218,7 +1218,7 @@
         <w:rPr>
           <w:b/>
         </w:rPr>
-        <w:t>`91.50` (+0.53%)</w:t>
+        <w:t>`91.88` (+0.94%)</w:t>
       </w:r>
       <w:r>
         <w:t xml:space="preserve"> | DXY: </w:t>
@@ -1227,7 +1227,7 @@
         <w:rPr>
           <w:b/>
         </w:rPr>
-        <w:t>`98.99` (-0.66%)</w:t>
+        <w:t>`98.89` (-0.76%)</w:t>
       </w:r>
       <w:r>
         <w:t xml:space="preserve"> | Lúa mì CBOT: </w:t>
@@ -1236,7 +1236,7 @@
         <w:rPr>
           <w:b/>
         </w:rPr>
-        <w:t>`689.50` (+3.73%)</w:t>
+        <w:t>`699.00` (+5.15%)</w:t>
       </w:r>
       <w:r>
         <w:t>.</w:t>
@@ -1306,7 +1306,7 @@
           <w:color w:val="5C768D"/>
           <w:sz w:val="19"/>
         </w:rPr>
-        <w:t>Cập nhật tự động lúc 21:01 ICT ngày 19/08/2026 — Nguồn: NOAA, USDA, BOM Australia</w:t>
+        <w:t>Cập nhật tự động lúc 22:01 ICT ngày 19/08/2026 — Nguồn: NOAA, USDA, BOM Australia</w:t>
       </w:r>
     </w:p>
     <w:p>
@@ -3574,7 +3574,7 @@
               <w:rPr>
                 <w:b/>
               </w:rPr>
-              <w:t>492.50</w:t>
+              <w:t>495.25</w:t>
             </w:r>
           </w:p>
         </w:tc>
@@ -3605,7 +3605,7 @@
               <w:rPr>
                 <w:b/>
               </w:rPr>
-              <w:t>493.68 (+1.18)</w:t>
+              <w:t>494.98 (-0.27)</w:t>
             </w:r>
           </w:p>
         </w:tc>
@@ -3633,7 +3633,7 @@
             </w:pPr>
             <w:r/>
             <w:r>
-              <w:t>Bullish (490.00 &gt; 487.75)</w:t>
+              <w:t>Bullish (490.50 &gt; 488.05)</w:t>
             </w:r>
           </w:p>
         </w:tc>
@@ -3661,7 +3661,7 @@
             </w:pPr>
             <w:r/>
             <w:r>
-              <w:t>3.00 cents</w:t>
+              <w:t>3.50 cents</w:t>
             </w:r>
           </w:p>
         </w:tc>
@@ -3822,7 +3822,7 @@
               <w:rPr>
                 <w:b/>
               </w:rPr>
-              <w:t>689.50</w:t>
+              <w:t>699.00</w:t>
             </w:r>
           </w:p>
         </w:tc>
@@ -3853,7 +3853,7 @@
               <w:rPr>
                 <w:b/>
               </w:rPr>
-              <w:t>691.61 (+2.11)</w:t>
+              <w:t>699.48 (+0.48)</w:t>
             </w:r>
           </w:p>
         </w:tc>
@@ -3881,7 +3881,7 @@
             </w:pPr>
             <w:r/>
             <w:r>
-              <w:t>Bullish (684.55 &gt; 684.38)</w:t>
+              <w:t>Bullish (686.24 &gt; 685.12)</w:t>
             </w:r>
           </w:p>
         </w:tc>
@@ -3909,7 +3909,7 @@
             </w:pPr>
             <w:r/>
             <w:r>
-              <w:t>9.50 cents</w:t>
+              <w:t>6.25 cents</w:t>
             </w:r>
           </w:p>
         </w:tc>
@@ -4347,7 +4347,7 @@
                 <w:b/>
                 <w:color w:val="15803D"/>
               </w:rPr>
-              <w:t>490.50 - 490.00 cents (Canh mua vùng hỗ trợ)</w:t>
+              <w:t>490.50 - 490.50 cents (Canh mua vùng hỗ trợ)</w:t>
             </w:r>
           </w:p>
         </w:tc>
@@ -4378,7 +4378,7 @@
               <w:rPr>
                 <w:b/>
               </w:rPr>
-              <w:t>454.57 cents (Dưới cản S2 + 1.5x ATR)</w:t>
+              <w:t>454.23 cents (Dưới cản S2 + 1.5x ATR)</w:t>
             </w:r>
           </w:p>
         </w:tc>
@@ -4414,7 +4414,7 @@
                 <w:color w:val="D97706"/>
                 <w:sz w:val="19"/>
               </w:rPr>
-              <w:t xml:space="preserve"> 492.36 cents </w:t>
+              <w:t xml:space="preserve"> 494.74 cents </w:t>
             </w:r>
             <w:r>
               <w:t xml:space="preserve"> / TP2: </w:t>
@@ -4425,7 +4425,7 @@
                 <w:color w:val="D97706"/>
                 <w:sz w:val="19"/>
               </w:rPr>
-              <w:t xml:space="preserve"> 493.25 cents </w:t>
+              <w:t xml:space="preserve"> 495.75 cents </w:t>
             </w:r>
           </w:p>
         </w:tc>
@@ -4528,7 +4528,7 @@
                 <w:b/>
                 <w:color w:val="15803D"/>
               </w:rPr>
-              <w:t>Long trung hạn (Swing) (ZCZ26)</w:t>
+              <w:t>Long trung hạn (Swing) (ZCH27)</w:t>
             </w:r>
           </w:p>
         </w:tc>
@@ -4559,7 +4559,7 @@
               <w:rPr>
                 <w:b/>
               </w:rPr>
-              <w:t>489.00 - 490.50 cents</w:t>
+              <w:t>504.75 - 506.25 cents</w:t>
             </w:r>
           </w:p>
         </w:tc>
@@ -4590,7 +4590,7 @@
               <w:rPr>
                 <w:b/>
               </w:rPr>
-              <w:t>455.47 cents (Chống quét SL tuyệt đối)</w:t>
+              <w:t>471.26 cents (Chống quét SL tuyệt đối)</w:t>
             </w:r>
           </w:p>
         </w:tc>
@@ -4621,7 +4621,7 @@
               <w:rPr>
                 <w:b/>
               </w:rPr>
-              <w:t>492.25 cents (Ăn trọn biên độ ngô ~10.5 giá)</w:t>
+              <w:t>510.25 cents (Ăn trọn biên độ ngô ~10.5 giá)</w:t>
             </w:r>
           </w:p>
         </w:tc>
@@ -4721,7 +4721,7 @@
                 <w:b/>
                 <w:color w:val="B91C1C"/>
               </w:rPr>
-              <w:t>Short trung hạn (Swing) (ZCZ26)</w:t>
+              <w:t>Short trung hạn (Swing) (ZCH27)</w:t>
             </w:r>
           </w:p>
         </w:tc>
@@ -4752,7 +4752,7 @@
               <w:rPr>
                 <w:b/>
               </w:rPr>
-              <w:t>492.36 - 493.86 cents</w:t>
+              <w:t>510.38 - 511.88 cents</w:t>
             </w:r>
           </w:p>
         </w:tc>
@@ -4783,7 +4783,7 @@
               <w:rPr>
                 <w:b/>
               </w:rPr>
-              <w:t>494.14 cents</w:t>
+              <w:t>512.12 cents</w:t>
             </w:r>
           </w:p>
         </w:tc>
@@ -4814,7 +4814,7 @@
               <w:rPr>
                 <w:b/>
               </w:rPr>
-              <w:t>458.25 cents</w:t>
+              <w:t>474.00 cents</w:t>
             </w:r>
           </w:p>
         </w:tc>
@@ -4945,7 +4945,7 @@
               <w:rPr>
                 <w:b/>
               </w:rPr>
-              <w:t>450.11 - 457.25 cents</w:t>
+              <w:t>449.20 - 457.25 cents</w:t>
             </w:r>
           </w:p>
         </w:tc>
@@ -5126,7 +5126,7 @@
                 <w:b/>
                 <w:color w:val="B91C1C"/>
               </w:rPr>
-              <w:t>684.55 - 684.38 cents (Canh bán hồi kỹ thuật H1)</w:t>
+              <w:t>686.24 - 685.12 cents (Canh bán hồi kỹ thuật H1)</w:t>
             </w:r>
           </w:p>
         </w:tc>
@@ -5157,7 +5157,7 @@
               <w:rPr>
                 <w:b/>
               </w:rPr>
-              <w:t>734.50 cents (Trên kháng cự R2 + 1.5x ATR)</w:t>
+              <w:t>735.52 cents (Trên kháng cự R2 + 1.5x ATR)</w:t>
             </w:r>
           </w:p>
         </w:tc>
@@ -5193,7 +5193,7 @@
                 <w:color w:val="D97706"/>
                 <w:sz w:val="19"/>
               </w:rPr>
-              <w:t xml:space="preserve"> 686.50 cents </w:t>
+              <w:t xml:space="preserve"> 695.25 cents </w:t>
             </w:r>
             <w:r>
               <w:t xml:space="preserve"> / TP2: </w:t>
@@ -5335,7 +5335,7 @@
               <w:rPr>
                 <w:b/>
               </w:rPr>
-              <w:t>684.50 - 686.50 cents</w:t>
+              <w:t>693.25 - 695.25 cents</w:t>
             </w:r>
           </w:p>
         </w:tc>
@@ -5366,7 +5366,7 @@
               <w:rPr>
                 <w:b/>
               </w:rPr>
-              <w:t>641.08 cents</w:t>
+              <w:t>640.40 cents</w:t>
             </w:r>
           </w:p>
         </w:tc>
@@ -5397,7 +5397,7 @@
               <w:rPr>
                 <w:b/>
               </w:rPr>
-              <w:t>692.25 cents (Đón sóng hồi trung hạn ~14.5 giá)</w:t>
+              <w:t>703.00 cents (Đón sóng hồi trung hạn ~14.5 giá)</w:t>
             </w:r>
           </w:p>
         </w:tc>
@@ -5528,7 +5528,7 @@
               <w:rPr>
                 <w:b/>
               </w:rPr>
-              <w:t>692.25 - 694.25 cents</w:t>
+              <w:t>703.00 - 705.00 cents</w:t>
             </w:r>
           </w:p>
         </w:tc>
@@ -5559,7 +5559,7 @@
               <w:rPr>
                 <w:b/>
               </w:rPr>
-              <w:t>696.42 cents</w:t>
+              <w:t>707.85 cents</w:t>
             </w:r>
           </w:p>
         </w:tc>
@@ -5721,7 +5721,7 @@
               <w:rPr>
                 <w:b/>
               </w:rPr>
-              <w:t>628.59 - 645.25 cents</w:t>
+              <w:t>625.86 - 645.25 cents</w:t>
             </w:r>
           </w:p>
         </w:tc>
@@ -11599,7 +11599,7 @@
         <w:t>Giá Chốt Phiên (Close):</w:t>
       </w:r>
       <w:r>
-        <w:t xml:space="preserve"> 492.50 cents | </w:t>
+        <w:t xml:space="preserve"> 495.25 cents | </w:t>
       </w:r>
       <w:r>
         <w:rPr>
@@ -11614,10 +11614,10 @@
         <w:rPr>
           <w:b/>
         </w:rPr>
-        <w:t>`493.68 cents`</w:t>
+        <w:t>`494.98 cents`</w:t>
       </w:r>
       <w:r>
-        <w:t xml:space="preserve"> (+1.18).</w:t>
+        <w:t xml:space="preserve"> (-0.27).</w:t>
       </w:r>
     </w:p>
     <w:p>
@@ -11638,7 +11638,7 @@
         <w:rPr>
           <w:b/>
         </w:rPr>
-        <w:t>`61,849`</w:t>
+        <w:t>`126,440`</w:t>
       </w:r>
       <w:r>
         <w:t xml:space="preserve"> (Chênh lệch: </w:t>
@@ -11647,7 +11647,7 @@
         <w:rPr>
           <w:b/>
         </w:rPr>
-        <w:t>`-185,639`</w:t>
+        <w:t>`-121,048`</w:t>
       </w:r>
       <w:r>
         <w:t xml:space="preserve">) | OI: </w:t>
@@ -11981,7 +11981,7 @@
               <w:rPr>
                 <w:b/>
               </w:rPr>
-              <w:t>91.50</w:t>
+              <w:t>91.88</w:t>
             </w:r>
           </w:p>
         </w:tc>
@@ -12012,7 +12012,7 @@
               <w:rPr>
                 <w:b/>
               </w:rPr>
-              <w:t>+0.53%</w:t>
+              <w:t>+0.94%</w:t>
             </w:r>
           </w:p>
         </w:tc>
@@ -12104,7 +12104,7 @@
               <w:rPr>
                 <w:b/>
               </w:rPr>
-              <w:t>98.99</w:t>
+              <w:t>98.89</w:t>
             </w:r>
           </w:p>
         </w:tc>
@@ -12135,7 +12135,7 @@
               <w:rPr>
                 <w:b/>
               </w:rPr>
-              <w:t>-0.66%</w:t>
+              <w:t>-0.76%</w:t>
             </w:r>
           </w:p>
         </w:tc>
@@ -12739,7 +12739,7 @@
         <w:t xml:space="preserve"> EMA_21 </w:t>
       </w:r>
       <w:r>
-        <w:t xml:space="preserve"> (490.00) &gt; </w:t>
+        <w:t xml:space="preserve"> (490.50) &gt; </w:t>
       </w:r>
       <w:r>
         <w:rPr>
@@ -12750,7 +12750,7 @@
         <w:t xml:space="preserve"> EMA_50 </w:t>
       </w:r>
       <w:r>
-        <w:t xml:space="preserve"> (487.75).</w:t>
+        <w:t xml:space="preserve"> (488.05).</w:t>
       </w:r>
     </w:p>
     <w:p>
@@ -12771,7 +12771,7 @@
         <w:rPr>
           <w:b/>
         </w:rPr>
-        <w:t>`66.96`</w:t>
+        <w:t>`75.17`</w:t>
       </w:r>
       <w:r>
         <w:t xml:space="preserve"> | ATR (14) = </w:t>
@@ -12780,7 +12780,7 @@
         <w:rPr>
           <w:b/>
         </w:rPr>
-        <w:t>`1.78`</w:t>
+        <w:t>`2.01`</w:t>
       </w:r>
       <w:r>
         <w:t xml:space="preserve"> cents | Volatility = </w:t>
@@ -12789,7 +12789,7 @@
         <w:rPr>
           <w:b/>
         </w:rPr>
-        <w:t>`3.00 cents`</w:t>
+        <w:t>`3.50 cents`</w:t>
       </w:r>
       <w:r>
         <w:t>.</w:t>
@@ -12831,7 +12831,7 @@
         <w:rPr>
           <w:b/>
         </w:rPr>
-        <w:t>`492.36`</w:t>
+        <w:t>`494.74`</w:t>
       </w:r>
       <w:r>
         <w:t xml:space="preserve"> | R2: </w:t>
@@ -12840,7 +12840,7 @@
         <w:rPr>
           <w:b/>
         </w:rPr>
-        <w:t>`493.25`</w:t>
+        <w:t>`495.75`</w:t>
       </w:r>
     </w:p>
     <w:p>
@@ -13574,7 +13574,7 @@
           <w:b/>
           <w:color w:val="15803D"/>
         </w:rPr>
-        <w:t>`490.50 - 490.00 cents (Canh mua vùng hỗ trợ)`</w:t>
+        <w:t>`490.50 - 490.50 cents (Canh mua vùng hỗ trợ)`</w:t>
       </w:r>
       <w:r>
         <w:t xml:space="preserve"> | SL: </w:t>
@@ -13583,7 +13583,7 @@
         <w:rPr>
           <w:b/>
         </w:rPr>
-        <w:t>`454.57 cents (Dưới cản S2 + 1.5x ATR)`</w:t>
+        <w:t>`454.23 cents (Dưới cản S2 + 1.5x ATR)`</w:t>
       </w:r>
       <w:r>
         <w:t xml:space="preserve"> | TP: </w:t>
@@ -13594,7 +13594,7 @@
           <w:color w:val="D97706"/>
           <w:sz w:val="19"/>
         </w:rPr>
-        <w:t xml:space="preserve"> 492.36 cents </w:t>
+        <w:t xml:space="preserve"> 494.74 cents </w:t>
       </w:r>
       <w:r>
         <w:t xml:space="preserve"> / </w:t>
@@ -13605,7 +13605,7 @@
           <w:color w:val="D97706"/>
           <w:sz w:val="19"/>
         </w:rPr>
-        <w:t xml:space="preserve"> 493.25 cents </w:t>
+        <w:t xml:space="preserve"> 495.75 cents </w:t>
       </w:r>
       <w:r>
         <w:t>.</w:t>
@@ -13620,7 +13620,7 @@
         <w:rPr>
           <w:b/>
         </w:rPr>
-        <w:t>Trung hạn (Swing Trades - HĐ ZCZ26):</w:t>
+        <w:t>Trung hạn (Swing Trades - HĐ ZCH27):</w:t>
       </w:r>
     </w:p>
     <w:p>
@@ -13645,7 +13645,7 @@
         <w:rPr>
           <w:b/>
         </w:rPr>
-        <w:t>`489.00 - 490.50 cents`</w:t>
+        <w:t>`504.75 - 506.25 cents`</w:t>
       </w:r>
       <w:r>
         <w:t xml:space="preserve"> | SL: </w:t>
@@ -13654,7 +13654,7 @@
         <w:rPr>
           <w:b/>
         </w:rPr>
-        <w:t>`455.47 cents (Chống quét SL tuyệt đối)`</w:t>
+        <w:t>`471.26 cents (Chống quét SL tuyệt đối)`</w:t>
       </w:r>
       <w:r>
         <w:t xml:space="preserve"> | TP: </w:t>
@@ -13663,7 +13663,7 @@
         <w:rPr>
           <w:b/>
         </w:rPr>
-        <w:t>`492.25 cents (Ăn trọn biên độ ngô ~10.5 giá)`</w:t>
+        <w:t>`510.25 cents (Ăn trọn biên độ ngô ~10.5 giá)`</w:t>
       </w:r>
       <w:r>
         <w:t>.</w:t>
@@ -13691,7 +13691,7 @@
         <w:rPr>
           <w:b/>
         </w:rPr>
-        <w:t>`492.36 - 493.86 cents`</w:t>
+        <w:t>`510.38 - 511.88 cents`</w:t>
       </w:r>
       <w:r>
         <w:t xml:space="preserve"> | SL: </w:t>
@@ -13700,7 +13700,7 @@
         <w:rPr>
           <w:b/>
         </w:rPr>
-        <w:t>`494.14 cents`</w:t>
+        <w:t>`512.12 cents`</w:t>
       </w:r>
       <w:r>
         <w:t xml:space="preserve"> | TP: </w:t>
@@ -13709,7 +13709,7 @@
         <w:rPr>
           <w:b/>
         </w:rPr>
-        <w:t>`458.25 cents`</w:t>
+        <w:t>`474.00 cents`</w:t>
       </w:r>
       <w:r>
         <w:t>.</w:t>
@@ -13749,7 +13749,7 @@
         <w:rPr>
           <w:b/>
         </w:rPr>
-        <w:t>`450.11 - 457.25 cents`</w:t>
+        <w:t>`449.20 - 457.25 cents`</w:t>
       </w:r>
     </w:p>
     <w:p>
@@ -14156,7 +14156,7 @@
             </w:pPr>
             <w:r/>
             <w:r>
-              <w:t>492.50</w:t>
+              <w:t>495.25</w:t>
             </w:r>
           </w:p>
         </w:tc>
@@ -14184,7 +14184,7 @@
             </w:pPr>
             <w:r/>
             <w:r>
-              <w:t>496.25</w:t>
+              <w:t>499.00</w:t>
             </w:r>
           </w:p>
         </w:tc>
@@ -14212,7 +14212,7 @@
             </w:pPr>
             <w:r/>
             <w:r>
-              <w:t>489.25</w:t>
+              <w:t>492.00</w:t>
             </w:r>
           </w:p>
         </w:tc>
@@ -14243,7 +14243,7 @@
               <w:rPr>
                 <w:b/>
               </w:rPr>
-              <w:t>492.75</w:t>
+              <w:t>495.50</w:t>
             </w:r>
           </w:p>
         </w:tc>
@@ -14391,7 +14391,7 @@
             </w:pPr>
             <w:r/>
             <w:r>
-              <w:t>492.75</w:t>
+              <w:t>495.50</w:t>
             </w:r>
           </w:p>
         </w:tc>
@@ -14419,7 +14419,7 @@
             </w:pPr>
             <w:r/>
             <w:r>
-              <w:t>495.50</w:t>
+              <w:t>498.25</w:t>
             </w:r>
           </w:p>
         </w:tc>
@@ -14447,7 +14447,7 @@
             </w:pPr>
             <w:r/>
             <w:r>
-              <w:t>489.00</w:t>
+              <w:t>491.75</w:t>
             </w:r>
           </w:p>
         </w:tc>
@@ -14478,7 +14478,7 @@
               <w:rPr>
                 <w:b/>
               </w:rPr>
-              <w:t>492.25</w:t>
+              <w:t>495.00</w:t>
             </w:r>
           </w:p>
         </w:tc>
@@ -14626,7 +14626,7 @@
             </w:pPr>
             <w:r/>
             <w:r>
-              <w:t>492.25</w:t>
+              <w:t>495.00</w:t>
             </w:r>
           </w:p>
         </w:tc>
@@ -14654,7 +14654,7 @@
             </w:pPr>
             <w:r/>
             <w:r>
-              <w:t>495.25</w:t>
+              <w:t>498.00</w:t>
             </w:r>
           </w:p>
         </w:tc>
@@ -14682,7 +14682,7 @@
             </w:pPr>
             <w:r/>
             <w:r>
-              <w:t>488.25</w:t>
+              <w:t>491.00</w:t>
             </w:r>
           </w:p>
         </w:tc>
@@ -14713,7 +14713,7 @@
               <w:rPr>
                 <w:b/>
               </w:rPr>
-              <w:t>493.00</w:t>
+              <w:t>495.75</w:t>
             </w:r>
           </w:p>
         </w:tc>
@@ -14861,7 +14861,7 @@
             </w:pPr>
             <w:r/>
             <w:r>
-              <w:t>493.00</w:t>
+              <w:t>495.75</w:t>
             </w:r>
           </w:p>
         </w:tc>
@@ -14889,7 +14889,7 @@
             </w:pPr>
             <w:r/>
             <w:r>
-              <w:t>497.50</w:t>
+              <w:t>500.25</w:t>
             </w:r>
           </w:p>
         </w:tc>
@@ -14917,7 +14917,7 @@
             </w:pPr>
             <w:r/>
             <w:r>
-              <w:t>488.00</w:t>
+              <w:t>490.75</w:t>
             </w:r>
           </w:p>
         </w:tc>
@@ -14948,7 +14948,7 @@
               <w:rPr>
                 <w:b/>
               </w:rPr>
-              <w:t>493.75</w:t>
+              <w:t>496.50</w:t>
             </w:r>
           </w:p>
         </w:tc>
@@ -15096,7 +15096,7 @@
             </w:pPr>
             <w:r/>
             <w:r>
-              <w:t>493.75</w:t>
+              <w:t>496.50</w:t>
             </w:r>
           </w:p>
         </w:tc>
@@ -15124,7 +15124,7 @@
             </w:pPr>
             <w:r/>
             <w:r>
-              <w:t>499.25</w:t>
+              <w:t>502.00</w:t>
             </w:r>
           </w:p>
         </w:tc>
@@ -15152,7 +15152,7 @@
             </w:pPr>
             <w:r/>
             <w:r>
-              <w:t>487.50</w:t>
+              <w:t>490.25</w:t>
             </w:r>
           </w:p>
         </w:tc>
@@ -15183,7 +15183,7 @@
               <w:rPr>
                 <w:b/>
               </w:rPr>
-              <w:t>496.00</w:t>
+              <w:t>498.75</w:t>
             </w:r>
           </w:p>
         </w:tc>
@@ -15331,7 +15331,7 @@
             </w:pPr>
             <w:r/>
             <w:r>
-              <w:t>496.00</w:t>
+              <w:t>498.75</w:t>
             </w:r>
           </w:p>
         </w:tc>
@@ -15359,7 +15359,7 @@
             </w:pPr>
             <w:r/>
             <w:r>
-              <w:t>499.00</w:t>
+              <w:t>501.75</w:t>
             </w:r>
           </w:p>
         </w:tc>
@@ -15387,7 +15387,7 @@
             </w:pPr>
             <w:r/>
             <w:r>
-              <w:t>491.75</w:t>
+              <w:t>494.50</w:t>
             </w:r>
           </w:p>
         </w:tc>
@@ -15418,7 +15418,7 @@
               <w:rPr>
                 <w:b/>
               </w:rPr>
-              <w:t>496.25</w:t>
+              <w:t>499.00</w:t>
             </w:r>
           </w:p>
         </w:tc>
@@ -15566,7 +15566,7 @@
             </w:pPr>
             <w:r/>
             <w:r>
-              <w:t>496.25</w:t>
+              <w:t>499.00</w:t>
             </w:r>
           </w:p>
         </w:tc>
@@ -15594,7 +15594,7 @@
             </w:pPr>
             <w:r/>
             <w:r>
-              <w:t>499.50</w:t>
+              <w:t>502.25</w:t>
             </w:r>
           </w:p>
         </w:tc>
@@ -15622,7 +15622,7 @@
             </w:pPr>
             <w:r/>
             <w:r>
-              <w:t>489.75</w:t>
+              <w:t>492.50</w:t>
             </w:r>
           </w:p>
         </w:tc>
@@ -15653,7 +15653,7 @@
               <w:rPr>
                 <w:b/>
               </w:rPr>
-              <w:t>497.00</w:t>
+              <w:t>499.75</w:t>
             </w:r>
           </w:p>
         </w:tc>
@@ -15801,7 +15801,7 @@
             </w:pPr>
             <w:r/>
             <w:r>
-              <w:t>497.00</w:t>
+              <w:t>499.75</w:t>
             </w:r>
           </w:p>
         </w:tc>
@@ -15829,7 +15829,7 @@
             </w:pPr>
             <w:r/>
             <w:r>
-              <w:t>500.00</w:t>
+              <w:t>502.75</w:t>
             </w:r>
           </w:p>
         </w:tc>
@@ -15857,7 +15857,7 @@
             </w:pPr>
             <w:r/>
             <w:r>
-              <w:t>492.50</w:t>
+              <w:t>495.25</w:t>
             </w:r>
           </w:p>
         </w:tc>
@@ -15888,7 +15888,7 @@
               <w:rPr>
                 <w:b/>
               </w:rPr>
-              <w:t>496.50</w:t>
+              <w:t>499.25</w:t>
             </w:r>
           </w:p>
         </w:tc>
@@ -16036,7 +16036,7 @@
             </w:pPr>
             <w:r/>
             <w:r>
-              <w:t>496.50</w:t>
+              <w:t>499.25</w:t>
             </w:r>
           </w:p>
         </w:tc>
@@ -16064,7 +16064,7 @@
             </w:pPr>
             <w:r/>
             <w:r>
-              <w:t>500.50</w:t>
+              <w:t>503.25</w:t>
             </w:r>
           </w:p>
         </w:tc>
@@ -16092,7 +16092,7 @@
             </w:pPr>
             <w:r/>
             <w:r>
-              <w:t>490.75</w:t>
+              <w:t>493.50</w:t>
             </w:r>
           </w:p>
         </w:tc>
@@ -16123,7 +16123,7 @@
               <w:rPr>
                 <w:b/>
               </w:rPr>
-              <w:t>497.00</w:t>
+              <w:t>499.75</w:t>
             </w:r>
           </w:p>
         </w:tc>
@@ -16271,7 +16271,7 @@
             </w:pPr>
             <w:r/>
             <w:r>
-              <w:t>497.00</w:t>
+              <w:t>499.75</w:t>
             </w:r>
           </w:p>
         </w:tc>
@@ -16299,7 +16299,7 @@
             </w:pPr>
             <w:r/>
             <w:r>
-              <w:t>499.50</w:t>
+              <w:t>502.25</w:t>
             </w:r>
           </w:p>
         </w:tc>
@@ -16327,7 +16327,7 @@
             </w:pPr>
             <w:r/>
             <w:r>
-              <w:t>493.75</w:t>
+              <w:t>496.50</w:t>
             </w:r>
           </w:p>
         </w:tc>
@@ -16358,7 +16358,7 @@
               <w:rPr>
                 <w:b/>
               </w:rPr>
-              <w:t>497.50</w:t>
+              <w:t>500.25</w:t>
             </w:r>
           </w:p>
         </w:tc>
@@ -16506,7 +16506,7 @@
             </w:pPr>
             <w:r/>
             <w:r>
-              <w:t>497.50</w:t>
+              <w:t>500.25</w:t>
             </w:r>
           </w:p>
         </w:tc>
@@ -16534,7 +16534,7 @@
             </w:pPr>
             <w:r/>
             <w:r>
-              <w:t>501.00</w:t>
+              <w:t>503.75</w:t>
             </w:r>
           </w:p>
         </w:tc>
@@ -16562,7 +16562,7 @@
             </w:pPr>
             <w:r/>
             <w:r>
-              <w:t>491.50</w:t>
+              <w:t>494.25</w:t>
             </w:r>
           </w:p>
         </w:tc>
@@ -16593,7 +16593,7 @@
               <w:rPr>
                 <w:b/>
               </w:rPr>
-              <w:t>498.50</w:t>
+              <w:t>501.25</w:t>
             </w:r>
           </w:p>
         </w:tc>
@@ -16741,7 +16741,7 @@
             </w:pPr>
             <w:r/>
             <w:r>
-              <w:t>498.50</w:t>
+              <w:t>501.25</w:t>
             </w:r>
           </w:p>
         </w:tc>
@@ -16769,7 +16769,7 @@
             </w:pPr>
             <w:r/>
             <w:r>
-              <w:t>501.25</w:t>
+              <w:t>504.00</w:t>
             </w:r>
           </w:p>
         </w:tc>
@@ -16797,7 +16797,7 @@
             </w:pPr>
             <w:r/>
             <w:r>
-              <w:t>496.00</w:t>
+              <w:t>498.75</w:t>
             </w:r>
           </w:p>
         </w:tc>
@@ -16828,7 +16828,7 @@
               <w:rPr>
                 <w:b/>
               </w:rPr>
-              <w:t>498.50</w:t>
+              <w:t>501.25</w:t>
             </w:r>
           </w:p>
         </w:tc>
@@ -16976,7 +16976,7 @@
             </w:pPr>
             <w:r/>
             <w:r>
-              <w:t>498.50</w:t>
+              <w:t>501.25</w:t>
             </w:r>
           </w:p>
         </w:tc>
@@ -17004,7 +17004,7 @@
             </w:pPr>
             <w:r/>
             <w:r>
-              <w:t>501.25</w:t>
+              <w:t>504.00</w:t>
             </w:r>
           </w:p>
         </w:tc>
@@ -17032,7 +17032,7 @@
             </w:pPr>
             <w:r/>
             <w:r>
-              <w:t>496.00</w:t>
+              <w:t>498.75</w:t>
             </w:r>
           </w:p>
         </w:tc>
@@ -17063,7 +17063,7 @@
               <w:rPr>
                 <w:b/>
               </w:rPr>
-              <w:t>498.00</w:t>
+              <w:t>500.75</w:t>
             </w:r>
           </w:p>
         </w:tc>
@@ -17211,7 +17211,7 @@
             </w:pPr>
             <w:r/>
             <w:r>
-              <w:t>498.00</w:t>
+              <w:t>500.75</w:t>
             </w:r>
           </w:p>
         </w:tc>
@@ -17239,7 +17239,7 @@
             </w:pPr>
             <w:r/>
             <w:r>
-              <w:t>501.00</w:t>
+              <w:t>503.75</w:t>
             </w:r>
           </w:p>
         </w:tc>
@@ -17267,7 +17267,7 @@
             </w:pPr>
             <w:r/>
             <w:r>
-              <w:t>494.75</w:t>
+              <w:t>497.50</w:t>
             </w:r>
           </w:p>
         </w:tc>
@@ -17298,7 +17298,7 @@
               <w:rPr>
                 <w:b/>
               </w:rPr>
-              <w:t>497.75</w:t>
+              <w:t>500.50</w:t>
             </w:r>
           </w:p>
         </w:tc>
@@ -17446,7 +17446,7 @@
             </w:pPr>
             <w:r/>
             <w:r>
-              <w:t>497.75</w:t>
+              <w:t>500.50</w:t>
             </w:r>
           </w:p>
         </w:tc>
@@ -17474,7 +17474,7 @@
             </w:pPr>
             <w:r/>
             <w:r>
-              <w:t>501.75</w:t>
+              <w:t>504.50</w:t>
             </w:r>
           </w:p>
         </w:tc>
@@ -17502,7 +17502,7 @@
             </w:pPr>
             <w:r/>
             <w:r>
-              <w:t>492.50</w:t>
+              <w:t>495.25</w:t>
             </w:r>
           </w:p>
         </w:tc>
@@ -17533,7 +17533,7 @@
               <w:rPr>
                 <w:b/>
               </w:rPr>
-              <w:t>498.25</w:t>
+              <w:t>501.00</w:t>
             </w:r>
           </w:p>
         </w:tc>
@@ -17681,7 +17681,7 @@
             </w:pPr>
             <w:r/>
             <w:r>
-              <w:t>498.25</w:t>
+              <w:t>501.00</w:t>
             </w:r>
           </w:p>
         </w:tc>
@@ -17709,7 +17709,7 @@
             </w:pPr>
             <w:r/>
             <w:r>
-              <w:t>503.00</w:t>
+              <w:t>505.75</w:t>
             </w:r>
           </w:p>
         </w:tc>
@@ -17737,7 +17737,7 @@
             </w:pPr>
             <w:r/>
             <w:r>
-              <w:t>491.25</w:t>
+              <w:t>494.00</w:t>
             </w:r>
           </w:p>
         </w:tc>
@@ -17768,7 +17768,7 @@
               <w:rPr>
                 <w:b/>
               </w:rPr>
-              <w:t>500.25</w:t>
+              <w:t>503.00</w:t>
             </w:r>
           </w:p>
         </w:tc>
@@ -17916,7 +17916,7 @@
             </w:pPr>
             <w:r/>
             <w:r>
-              <w:t>500.25</w:t>
+              <w:t>503.00</w:t>
             </w:r>
           </w:p>
         </w:tc>
@@ -17944,7 +17944,7 @@
             </w:pPr>
             <w:r/>
             <w:r>
-              <w:t>508.25</w:t>
+              <w:t>511.00</w:t>
             </w:r>
           </w:p>
         </w:tc>
@@ -17972,7 +17972,7 @@
             </w:pPr>
             <w:r/>
             <w:r>
-              <w:t>493.25</w:t>
+              <w:t>496.00</w:t>
             </w:r>
           </w:p>
         </w:tc>
@@ -18003,7 +18003,7 @@
               <w:rPr>
                 <w:b/>
               </w:rPr>
-              <w:t>501.75</w:t>
+              <w:t>504.50</w:t>
             </w:r>
           </w:p>
         </w:tc>
@@ -18151,7 +18151,7 @@
             </w:pPr>
             <w:r/>
             <w:r>
-              <w:t>501.75</w:t>
+              <w:t>504.50</w:t>
             </w:r>
           </w:p>
         </w:tc>
@@ -18179,7 +18179,7 @@
             </w:pPr>
             <w:r/>
             <w:r>
-              <w:t>506.25</w:t>
+              <w:t>509.00</w:t>
             </w:r>
           </w:p>
         </w:tc>
@@ -18207,7 +18207,7 @@
             </w:pPr>
             <w:r/>
             <w:r>
-              <w:t>497.50</w:t>
+              <w:t>500.25</w:t>
             </w:r>
           </w:p>
         </w:tc>
@@ -18238,7 +18238,7 @@
               <w:rPr>
                 <w:b/>
               </w:rPr>
-              <w:t>501.25</w:t>
+              <w:t>504.00</w:t>
             </w:r>
           </w:p>
         </w:tc>
@@ -18386,7 +18386,7 @@
             </w:pPr>
             <w:r/>
             <w:r>
-              <w:t>501.25</w:t>
+              <w:t>504.00</w:t>
             </w:r>
           </w:p>
         </w:tc>
@@ -18414,7 +18414,7 @@
             </w:pPr>
             <w:r/>
             <w:r>
-              <w:t>503.50</w:t>
+              <w:t>506.25</w:t>
             </w:r>
           </w:p>
         </w:tc>
@@ -18442,7 +18442,7 @@
             </w:pPr>
             <w:r/>
             <w:r>
-              <w:t>498.50</w:t>
+              <w:t>501.25</w:t>
             </w:r>
           </w:p>
         </w:tc>
@@ -18473,7 +18473,7 @@
               <w:rPr>
                 <w:b/>
               </w:rPr>
-              <w:t>501.00</w:t>
+              <w:t>503.75</w:t>
             </w:r>
           </w:p>
         </w:tc>
@@ -18621,7 +18621,7 @@
             </w:pPr>
             <w:r/>
             <w:r>
-              <w:t>501.00</w:t>
+              <w:t>503.75</w:t>
             </w:r>
           </w:p>
         </w:tc>
@@ -18649,7 +18649,7 @@
             </w:pPr>
             <w:r/>
             <w:r>
-              <w:t>503.00</w:t>
+              <w:t>505.75</w:t>
             </w:r>
           </w:p>
         </w:tc>
@@ -18677,7 +18677,7 @@
             </w:pPr>
             <w:r/>
             <w:r>
-              <w:t>496.50</w:t>
+              <w:t>499.25</w:t>
             </w:r>
           </w:p>
         </w:tc>
@@ -18708,7 +18708,7 @@
               <w:rPr>
                 <w:b/>
               </w:rPr>
-              <w:t>501.25</w:t>
+              <w:t>504.00</w:t>
             </w:r>
           </w:p>
         </w:tc>
@@ -18856,7 +18856,7 @@
             </w:pPr>
             <w:r/>
             <w:r>
-              <w:t>501.25</w:t>
+              <w:t>504.00</w:t>
             </w:r>
           </w:p>
         </w:tc>
@@ -18884,7 +18884,7 @@
             </w:pPr>
             <w:r/>
             <w:r>
-              <w:t>505.00</w:t>
+              <w:t>507.75</w:t>
             </w:r>
           </w:p>
         </w:tc>
@@ -18912,7 +18912,7 @@
             </w:pPr>
             <w:r/>
             <w:r>
-              <w:t>498.50</w:t>
+              <w:t>501.25</w:t>
             </w:r>
           </w:p>
         </w:tc>
@@ -18943,7 +18943,7 @@
               <w:rPr>
                 <w:b/>
               </w:rPr>
-              <w:t>501.75</w:t>
+              <w:t>504.50</w:t>
             </w:r>
           </w:p>
         </w:tc>
@@ -19091,7 +19091,7 @@
             </w:pPr>
             <w:r/>
             <w:r>
-              <w:t>501.75</w:t>
+              <w:t>504.50</w:t>
             </w:r>
           </w:p>
         </w:tc>
@@ -19119,7 +19119,7 @@
             </w:pPr>
             <w:r/>
             <w:r>
-              <w:t>504.75</w:t>
+              <w:t>507.50</w:t>
             </w:r>
           </w:p>
         </w:tc>
@@ -19147,7 +19147,7 @@
             </w:pPr>
             <w:r/>
             <w:r>
-              <w:t>497.25</w:t>
+              <w:t>500.00</w:t>
             </w:r>
           </w:p>
         </w:tc>
@@ -19178,7 +19178,7 @@
               <w:rPr>
                 <w:b/>
               </w:rPr>
-              <w:t>502.00</w:t>
+              <w:t>504.75</w:t>
             </w:r>
           </w:p>
         </w:tc>
@@ -19326,7 +19326,7 @@
             </w:pPr>
             <w:r/>
             <w:r>
-              <w:t>502.00</w:t>
+              <w:t>504.75</w:t>
             </w:r>
           </w:p>
         </w:tc>
@@ -19354,7 +19354,7 @@
             </w:pPr>
             <w:r/>
             <w:r>
-              <w:t>506.25</w:t>
+              <w:t>509.00</w:t>
             </w:r>
           </w:p>
         </w:tc>
@@ -19382,7 +19382,7 @@
             </w:pPr>
             <w:r/>
             <w:r>
-              <w:t>498.75</w:t>
+              <w:t>501.50</w:t>
             </w:r>
           </w:p>
         </w:tc>
@@ -19413,7 +19413,7 @@
               <w:rPr>
                 <w:b/>
               </w:rPr>
-              <w:t>502.75</w:t>
+              <w:t>505.50</w:t>
             </w:r>
           </w:p>
         </w:tc>
@@ -19561,7 +19561,7 @@
             </w:pPr>
             <w:r/>
             <w:r>
-              <w:t>502.75</w:t>
+              <w:t>505.50</w:t>
             </w:r>
           </w:p>
         </w:tc>
@@ -19589,7 +19589,7 @@
             </w:pPr>
             <w:r/>
             <w:r>
-              <w:t>506.25</w:t>
+              <w:t>509.00</w:t>
             </w:r>
           </w:p>
         </w:tc>
@@ -19617,7 +19617,7 @@
             </w:pPr>
             <w:r/>
             <w:r>
-              <w:t>500.50</w:t>
+              <w:t>503.25</w:t>
             </w:r>
           </w:p>
         </w:tc>
@@ -19648,7 +19648,7 @@
               <w:rPr>
                 <w:b/>
               </w:rPr>
-              <w:t>502.75</w:t>
+              <w:t>505.50</w:t>
             </w:r>
           </w:p>
         </w:tc>
@@ -19796,7 +19796,7 @@
             </w:pPr>
             <w:r/>
             <w:r>
-              <w:t>502.75</w:t>
+              <w:t>505.50</w:t>
             </w:r>
           </w:p>
         </w:tc>
@@ -19824,7 +19824,7 @@
             </w:pPr>
             <w:r/>
             <w:r>
-              <w:t>506.50</w:t>
+              <w:t>509.25</w:t>
             </w:r>
           </w:p>
         </w:tc>
@@ -19852,7 +19852,7 @@
             </w:pPr>
             <w:r/>
             <w:r>
-              <w:t>499.25</w:t>
+              <w:t>502.00</w:t>
             </w:r>
           </w:p>
         </w:tc>
@@ -19883,7 +19883,7 @@
               <w:rPr>
                 <w:b/>
               </w:rPr>
-              <w:t>502.50</w:t>
+              <w:t>505.25</w:t>
             </w:r>
           </w:p>
         </w:tc>
@@ -20031,7 +20031,7 @@
             </w:pPr>
             <w:r/>
             <w:r>
-              <w:t>502.50</w:t>
+              <w:t>505.25</w:t>
             </w:r>
           </w:p>
         </w:tc>
@@ -20059,7 +20059,7 @@
             </w:pPr>
             <w:r/>
             <w:r>
-              <w:t>506.00</w:t>
+              <w:t>508.75</w:t>
             </w:r>
           </w:p>
         </w:tc>
@@ -20087,7 +20087,7 @@
             </w:pPr>
             <w:r/>
             <w:r>
-              <w:t>499.25</w:t>
+              <w:t>502.00</w:t>
             </w:r>
           </w:p>
         </w:tc>
@@ -20118,7 +20118,7 @@
               <w:rPr>
                 <w:b/>
               </w:rPr>
-              <w:t>502.25</w:t>
+              <w:t>505.00</w:t>
             </w:r>
           </w:p>
         </w:tc>
@@ -20266,7 +20266,7 @@
             </w:pPr>
             <w:r/>
             <w:r>
-              <w:t>502.25</w:t>
+              <w:t>505.00</w:t>
             </w:r>
           </w:p>
         </w:tc>
@@ -20294,7 +20294,7 @@
             </w:pPr>
             <w:r/>
             <w:r>
-              <w:t>505.25</w:t>
+              <w:t>508.00</w:t>
             </w:r>
           </w:p>
         </w:tc>
@@ -20322,7 +20322,7 @@
             </w:pPr>
             <w:r/>
             <w:r>
-              <w:t>499.50</w:t>
+              <w:t>502.25</w:t>
             </w:r>
           </w:p>
         </w:tc>
@@ -20353,7 +20353,7 @@
               <w:rPr>
                 <w:b/>
               </w:rPr>
-              <w:t>502.50</w:t>
+              <w:t>505.25</w:t>
             </w:r>
           </w:p>
         </w:tc>
@@ -20501,7 +20501,7 @@
             </w:pPr>
             <w:r/>
             <w:r>
-              <w:t>502.50</w:t>
+              <w:t>505.25</w:t>
             </w:r>
           </w:p>
         </w:tc>
@@ -20529,7 +20529,7 @@
             </w:pPr>
             <w:r/>
             <w:r>
-              <w:t>505.50</w:t>
+              <w:t>508.25</w:t>
             </w:r>
           </w:p>
         </w:tc>
@@ -20557,7 +20557,7 @@
             </w:pPr>
             <w:r/>
             <w:r>
-              <w:t>499.75</w:t>
+              <w:t>502.50</w:t>
             </w:r>
           </w:p>
         </w:tc>
@@ -20588,7 +20588,7 @@
               <w:rPr>
                 <w:b/>
               </w:rPr>
-              <w:t>502.50</w:t>
+              <w:t>505.25</w:t>
             </w:r>
           </w:p>
         </w:tc>
@@ -20736,7 +20736,7 @@
             </w:pPr>
             <w:r/>
             <w:r>
-              <w:t>502.50</w:t>
+              <w:t>505.25</w:t>
             </w:r>
           </w:p>
         </w:tc>
@@ -20764,7 +20764,7 @@
             </w:pPr>
             <w:r/>
             <w:r>
-              <w:t>506.50</w:t>
+              <w:t>509.25</w:t>
             </w:r>
           </w:p>
         </w:tc>
@@ -20792,7 +20792,7 @@
             </w:pPr>
             <w:r/>
             <w:r>
-              <w:t>499.00</w:t>
+              <w:t>501.75</w:t>
             </w:r>
           </w:p>
         </w:tc>
@@ -20823,7 +20823,7 @@
               <w:rPr>
                 <w:b/>
               </w:rPr>
-              <w:t>503.00</w:t>
+              <w:t>505.75</w:t>
             </w:r>
           </w:p>
         </w:tc>
@@ -20971,7 +20971,7 @@
             </w:pPr>
             <w:r/>
             <w:r>
-              <w:t>503.00</w:t>
+              <w:t>505.75</w:t>
             </w:r>
           </w:p>
         </w:tc>
@@ -20999,7 +20999,7 @@
             </w:pPr>
             <w:r/>
             <w:r>
-              <w:t>507.00</w:t>
+              <w:t>509.75</w:t>
             </w:r>
           </w:p>
         </w:tc>
@@ -21027,7 +21027,7 @@
             </w:pPr>
             <w:r/>
             <w:r>
-              <w:t>501.25</w:t>
+              <w:t>504.00</w:t>
             </w:r>
           </w:p>
         </w:tc>
@@ -21058,7 +21058,7 @@
               <w:rPr>
                 <w:b/>
               </w:rPr>
-              <w:t>502.75</w:t>
+              <w:t>505.50</w:t>
             </w:r>
           </w:p>
         </w:tc>
@@ -21781,7 +21781,7 @@
         <w:t>Giá Chốt Phiên (Close):</w:t>
       </w:r>
       <w:r>
-        <w:t xml:space="preserve"> 689.50 cents | </w:t>
+        <w:t xml:space="preserve"> 699.00 cents | </w:t>
       </w:r>
       <w:r>
         <w:rPr>
@@ -21796,10 +21796,10 @@
         <w:rPr>
           <w:b/>
         </w:rPr>
-        <w:t>`691.61 cents`</w:t>
+        <w:t>`699.48 cents`</w:t>
       </w:r>
       <w:r>
-        <w:t xml:space="preserve"> (+2.11).</w:t>
+        <w:t xml:space="preserve"> (+0.48).</w:t>
       </w:r>
     </w:p>
     <w:p>
@@ -21820,7 +21820,7 @@
         <w:rPr>
           <w:b/>
         </w:rPr>
-        <w:t>`20,458`</w:t>
+        <w:t>`50,676`</w:t>
       </w:r>
       <w:r>
         <w:t xml:space="preserve"> (Chênh lệch: </w:t>
@@ -21829,7 +21829,7 @@
         <w:rPr>
           <w:b/>
         </w:rPr>
-        <w:t>`-57,310`</w:t>
+        <w:t>`-27,092`</w:t>
       </w:r>
       <w:r>
         <w:t xml:space="preserve">) | OI: </w:t>
@@ -21838,7 +21838,7 @@
         <w:rPr>
           <w:b/>
         </w:rPr>
-        <w:t>`243,608`</w:t>
+        <w:t>`243,592`</w:t>
       </w:r>
       <w:r>
         <w:t xml:space="preserve"> (Chênh lệch: </w:t>
@@ -21847,7 +21847,7 @@
         <w:rPr>
           <w:b/>
         </w:rPr>
-        <w:t>`+0`</w:t>
+        <w:t>`-16`</w:t>
       </w:r>
       <w:r>
         <w:t>)</w:t>
@@ -21871,7 +21871,7 @@
         <w:rPr>
           <w:b/>
         </w:rPr>
-        <w:t>`Bullish Engulfing (Nhấn chìm tăng trưởng)`</w:t>
+        <w:t>`Không phát hiện mô hình nến đặc biệt`</w:t>
       </w:r>
     </w:p>
     <w:p>
@@ -21914,10 +21914,10 @@
         <w:rPr>
           <w:b/>
         </w:rPr>
-        <w:t>TĂNG MẠNH MẼ (Strong Bullish Confirmation):</w:t>
+        <w:t>TÍCH LŨY TÍCH CỰC (Accumulation):</w:t>
       </w:r>
       <w:r>
-        <w:t xml:space="preserve"> Mô hình nến tăng được củng cố bởi dòng tiền gia tăng tích cực, hỗ trợ lực mua lên bền vững.</w:t>
+        <w:t xml:space="preserve"> Nến đi ngang nhưng dòng tiền âm thầm gia tăng (OI tăng), báo hiệu chuẩn bị có nhịp bứt phá tăng.</w:t>
       </w:r>
     </w:p>
     <w:p>
@@ -22163,7 +22163,7 @@
               <w:rPr>
                 <w:b/>
               </w:rPr>
-              <w:t>91.50</w:t>
+              <w:t>91.88</w:t>
             </w:r>
           </w:p>
         </w:tc>
@@ -22194,7 +22194,7 @@
               <w:rPr>
                 <w:b/>
               </w:rPr>
-              <w:t>+0.53%</w:t>
+              <w:t>+0.94%</w:t>
             </w:r>
           </w:p>
         </w:tc>
@@ -22286,7 +22286,7 @@
               <w:rPr>
                 <w:b/>
               </w:rPr>
-              <w:t>98.99</w:t>
+              <w:t>98.89</w:t>
             </w:r>
           </w:p>
         </w:tc>
@@ -22317,7 +22317,7 @@
               <w:rPr>
                 <w:b/>
               </w:rPr>
-              <w:t>-0.66%</w:t>
+              <w:t>-0.76%</w:t>
             </w:r>
           </w:p>
         </w:tc>
@@ -22921,7 +22921,7 @@
         <w:t xml:space="preserve"> EMA_21 </w:t>
       </w:r>
       <w:r>
-        <w:t xml:space="preserve"> (684.55) &gt; </w:t>
+        <w:t xml:space="preserve"> (686.24) &gt; </w:t>
       </w:r>
       <w:r>
         <w:rPr>
@@ -22932,7 +22932,7 @@
         <w:t xml:space="preserve"> EMA_50 </w:t>
       </w:r>
       <w:r>
-        <w:t xml:space="preserve"> (684.38).</w:t>
+        <w:t xml:space="preserve"> (685.12).</w:t>
       </w:r>
     </w:p>
     <w:p>
@@ -22953,7 +22953,7 @@
         <w:rPr>
           <w:b/>
         </w:rPr>
-        <w:t>`58.94`</w:t>
+        <w:t>`69.61`</w:t>
       </w:r>
       <w:r>
         <w:t xml:space="preserve"> | ATR (14) = </w:t>
@@ -22962,7 +22962,7 @@
         <w:rPr>
           <w:b/>
         </w:rPr>
-        <w:t>`4.17`</w:t>
+        <w:t>`4.85`</w:t>
       </w:r>
       <w:r>
         <w:t xml:space="preserve"> cents | Volatility = </w:t>
@@ -22971,7 +22971,7 @@
         <w:rPr>
           <w:b/>
         </w:rPr>
-        <w:t>`9.50 cents`</w:t>
+        <w:t>`6.25 cents`</w:t>
       </w:r>
       <w:r>
         <w:t>.</w:t>
@@ -22995,7 +22995,7 @@
         <w:rPr>
           <w:b/>
         </w:rPr>
-        <w:t>`686.50`</w:t>
+        <w:t>`695.25`</w:t>
       </w:r>
       <w:r>
         <w:t xml:space="preserve"> | S2: </w:t>
@@ -23013,7 +23013,7 @@
         <w:rPr>
           <w:b/>
         </w:rPr>
-        <w:t>`692.25`</w:t>
+        <w:t>`703.00`</w:t>
       </w:r>
       <w:r>
         <w:t xml:space="preserve"> | R2: </w:t>
@@ -23746,7 +23746,7 @@
           <w:b/>
           <w:color w:val="B91C1C"/>
         </w:rPr>
-        <w:t>`684.55 - 684.38 cents (Canh bán hồi kỹ thuật H1)`</w:t>
+        <w:t>`686.24 - 685.12 cents (Canh bán hồi kỹ thuật H1)`</w:t>
       </w:r>
       <w:r>
         <w:t xml:space="preserve"> | SL: </w:t>
@@ -23755,7 +23755,7 @@
         <w:rPr>
           <w:b/>
         </w:rPr>
-        <w:t>`734.50 cents (Trên kháng cự R2 + 1.5x ATR)`</w:t>
+        <w:t>`735.52 cents (Trên kháng cự R2 + 1.5x ATR)`</w:t>
       </w:r>
       <w:r>
         <w:t xml:space="preserve"> | TP: </w:t>
@@ -23766,7 +23766,7 @@
           <w:color w:val="D97706"/>
           <w:sz w:val="19"/>
         </w:rPr>
-        <w:t xml:space="preserve"> 686.50 cents </w:t>
+        <w:t xml:space="preserve"> 695.25 cents </w:t>
       </w:r>
       <w:r>
         <w:t xml:space="preserve"> / </w:t>
@@ -23817,7 +23817,7 @@
         <w:rPr>
           <w:b/>
         </w:rPr>
-        <w:t>`684.50 - 686.50 cents`</w:t>
+        <w:t>`693.25 - 695.25 cents`</w:t>
       </w:r>
       <w:r>
         <w:t xml:space="preserve"> | SL: </w:t>
@@ -23826,7 +23826,7 @@
         <w:rPr>
           <w:b/>
         </w:rPr>
-        <w:t>`641.08 cents`</w:t>
+        <w:t>`640.40 cents`</w:t>
       </w:r>
       <w:r>
         <w:t xml:space="preserve"> | TP: </w:t>
@@ -23835,7 +23835,7 @@
         <w:rPr>
           <w:b/>
         </w:rPr>
-        <w:t>`692.25 cents (Đón sóng hồi trung hạn ~14.5 giá)`</w:t>
+        <w:t>`703.00 cents (Đón sóng hồi trung hạn ~14.5 giá)`</w:t>
       </w:r>
       <w:r>
         <w:t>.</w:t>
@@ -23863,7 +23863,7 @@
         <w:rPr>
           <w:b/>
         </w:rPr>
-        <w:t>`692.25 - 694.25 cents`</w:t>
+        <w:t>`703.00 - 705.00 cents`</w:t>
       </w:r>
       <w:r>
         <w:t xml:space="preserve"> | SL: </w:t>
@@ -23872,7 +23872,7 @@
         <w:rPr>
           <w:b/>
         </w:rPr>
-        <w:t>`696.42 cents`</w:t>
+        <w:t>`707.85 cents`</w:t>
       </w:r>
       <w:r>
         <w:t xml:space="preserve"> | TP: </w:t>
@@ -23921,7 +23921,7 @@
         <w:rPr>
           <w:b/>
         </w:rPr>
-        <w:t>`628.59 - 645.25 cents`</w:t>
+        <w:t>`625.86 - 645.25 cents`</w:t>
       </w:r>
     </w:p>
     <w:p>
@@ -24328,7 +24328,7 @@
             </w:pPr>
             <w:r/>
             <w:r>
-              <w:t>689.50</w:t>
+              <w:t>699.00</w:t>
             </w:r>
           </w:p>
         </w:tc>
@@ -24356,7 +24356,7 @@
             </w:pPr>
             <w:r/>
             <w:r>
-              <w:t>700.75</w:t>
+              <w:t>710.25</w:t>
             </w:r>
           </w:p>
         </w:tc>
@@ -24384,7 +24384,7 @@
             </w:pPr>
             <w:r/>
             <w:r>
-              <w:t>684.00</w:t>
+              <w:t>693.50</w:t>
             </w:r>
           </w:p>
         </w:tc>
@@ -24415,7 +24415,7 @@
               <w:rPr>
                 <w:b/>
               </w:rPr>
-              <w:t>688.75</w:t>
+              <w:t>698.25</w:t>
             </w:r>
           </w:p>
         </w:tc>
@@ -24563,7 +24563,7 @@
             </w:pPr>
             <w:r/>
             <w:r>
-              <w:t>688.75</w:t>
+              <w:t>698.25</w:t>
             </w:r>
           </w:p>
         </w:tc>
@@ -24591,7 +24591,7 @@
             </w:pPr>
             <w:r/>
             <w:r>
-              <w:t>696.25</w:t>
+              <w:t>705.75</w:t>
             </w:r>
           </w:p>
         </w:tc>
@@ -24619,7 +24619,7 @@
             </w:pPr>
             <w:r/>
             <w:r>
-              <w:t>682.75</w:t>
+              <w:t>692.25</w:t>
             </w:r>
           </w:p>
         </w:tc>
@@ -24650,7 +24650,7 @@
               <w:rPr>
                 <w:b/>
               </w:rPr>
-              <w:t>688.25</w:t>
+              <w:t>697.75</w:t>
             </w:r>
           </w:p>
         </w:tc>
@@ -24798,7 +24798,7 @@
             </w:pPr>
             <w:r/>
             <w:r>
-              <w:t>688.25</w:t>
+              <w:t>697.75</w:t>
             </w:r>
           </w:p>
         </w:tc>
@@ -24826,7 +24826,7 @@
             </w:pPr>
             <w:r/>
             <w:r>
-              <w:t>702.00</w:t>
+              <w:t>711.50</w:t>
             </w:r>
           </w:p>
         </w:tc>
@@ -24854,7 +24854,7 @@
             </w:pPr>
             <w:r/>
             <w:r>
-              <w:t>673.50</w:t>
+              <w:t>683.00</w:t>
             </w:r>
           </w:p>
         </w:tc>
@@ -24885,7 +24885,7 @@
               <w:rPr>
                 <w:b/>
               </w:rPr>
-              <w:t>690.25</w:t>
+              <w:t>699.75</w:t>
             </w:r>
           </w:p>
         </w:tc>
@@ -25033,7 +25033,7 @@
             </w:pPr>
             <w:r/>
             <w:r>
-              <w:t>690.25</w:t>
+              <w:t>699.75</w:t>
             </w:r>
           </w:p>
         </w:tc>
@@ -25061,7 +25061,7 @@
             </w:pPr>
             <w:r/>
             <w:r>
-              <w:t>703.50</w:t>
+              <w:t>713.00</w:t>
             </w:r>
           </w:p>
         </w:tc>
@@ -25089,7 +25089,7 @@
             </w:pPr>
             <w:r/>
             <w:r>
-              <w:t>682.00</w:t>
+              <w:t>691.50</w:t>
             </w:r>
           </w:p>
         </w:tc>
@@ -25120,7 +25120,7 @@
               <w:rPr>
                 <w:b/>
               </w:rPr>
-              <w:t>691.50</w:t>
+              <w:t>701.00</w:t>
             </w:r>
           </w:p>
         </w:tc>
@@ -25268,7 +25268,7 @@
             </w:pPr>
             <w:r/>
             <w:r>
-              <w:t>691.50</w:t>
+              <w:t>701.00</w:t>
             </w:r>
           </w:p>
         </w:tc>
@@ -25296,7 +25296,7 @@
             </w:pPr>
             <w:r/>
             <w:r>
-              <w:t>708.00</w:t>
+              <w:t>717.50</w:t>
             </w:r>
           </w:p>
         </w:tc>
@@ -25324,7 +25324,7 @@
             </w:pPr>
             <w:r/>
             <w:r>
-              <w:t>681.00</w:t>
+              <w:t>690.50</w:t>
             </w:r>
           </w:p>
         </w:tc>
@@ -25355,7 +25355,7 @@
               <w:rPr>
                 <w:b/>
               </w:rPr>
-              <w:t>696.00</w:t>
+              <w:t>705.50</w:t>
             </w:r>
           </w:p>
         </w:tc>
@@ -25503,7 +25503,7 @@
             </w:pPr>
             <w:r/>
             <w:r>
-              <w:t>696.00</w:t>
+              <w:t>705.50</w:t>
             </w:r>
           </w:p>
         </w:tc>
@@ -25531,7 +25531,7 @@
             </w:pPr>
             <w:r/>
             <w:r>
-              <w:t>703.75</w:t>
+              <w:t>713.25</w:t>
             </w:r>
           </w:p>
         </w:tc>
@@ -25559,7 +25559,7 @@
             </w:pPr>
             <w:r/>
             <w:r>
-              <w:t>685.00</w:t>
+              <w:t>694.50</w:t>
             </w:r>
           </w:p>
         </w:tc>
@@ -25590,7 +25590,7 @@
               <w:rPr>
                 <w:b/>
               </w:rPr>
-              <w:t>697.25</w:t>
+              <w:t>706.75</w:t>
             </w:r>
           </w:p>
         </w:tc>
@@ -25738,7 +25738,7 @@
             </w:pPr>
             <w:r/>
             <w:r>
-              <w:t>697.25</w:t>
+              <w:t>706.75</w:t>
             </w:r>
           </w:p>
         </w:tc>
@@ -25766,7 +25766,7 @@
             </w:pPr>
             <w:r/>
             <w:r>
-              <w:t>705.50</w:t>
+              <w:t>715.00</w:t>
             </w:r>
           </w:p>
         </w:tc>
@@ -25794,7 +25794,7 @@
             </w:pPr>
             <w:r/>
             <w:r>
-              <w:t>686.75</w:t>
+              <w:t>696.25</w:t>
             </w:r>
           </w:p>
         </w:tc>
@@ -25825,7 +25825,7 @@
               <w:rPr>
                 <w:b/>
               </w:rPr>
-              <w:t>699.00</w:t>
+              <w:t>708.50</w:t>
             </w:r>
           </w:p>
         </w:tc>
@@ -25973,7 +25973,7 @@
             </w:pPr>
             <w:r/>
             <w:r>
-              <w:t>699.00</w:t>
+              <w:t>708.50</w:t>
             </w:r>
           </w:p>
         </w:tc>
@@ -26001,7 +26001,7 @@
             </w:pPr>
             <w:r/>
             <w:r>
-              <w:t>711.25</w:t>
+              <w:t>720.75</w:t>
             </w:r>
           </w:p>
         </w:tc>
@@ -26029,7 +26029,7 @@
             </w:pPr>
             <w:r/>
             <w:r>
-              <w:t>689.25</w:t>
+              <w:t>698.75</w:t>
             </w:r>
           </w:p>
         </w:tc>
@@ -26060,7 +26060,7 @@
               <w:rPr>
                 <w:b/>
               </w:rPr>
-              <w:t>698.00</w:t>
+              <w:t>707.50</w:t>
             </w:r>
           </w:p>
         </w:tc>
@@ -26208,7 +26208,7 @@
             </w:pPr>
             <w:r/>
             <w:r>
-              <w:t>698.00</w:t>
+              <w:t>707.50</w:t>
             </w:r>
           </w:p>
         </w:tc>
@@ -26236,7 +26236,7 @@
             </w:pPr>
             <w:r/>
             <w:r>
-              <w:t>708.50</w:t>
+              <w:t>718.00</w:t>
             </w:r>
           </w:p>
         </w:tc>
@@ -26264,7 +26264,7 @@
             </w:pPr>
             <w:r/>
             <w:r>
-              <w:t>683.25</w:t>
+              <w:t>692.75</w:t>
             </w:r>
           </w:p>
         </w:tc>
@@ -26295,7 +26295,7 @@
               <w:rPr>
                 <w:b/>
               </w:rPr>
-              <w:t>700.25</w:t>
+              <w:t>709.75</w:t>
             </w:r>
           </w:p>
         </w:tc>
@@ -26443,7 +26443,7 @@
             </w:pPr>
             <w:r/>
             <w:r>
-              <w:t>700.25</w:t>
+              <w:t>709.75</w:t>
             </w:r>
           </w:p>
         </w:tc>
@@ -26471,7 +26471,7 @@
             </w:pPr>
             <w:r/>
             <w:r>
-              <w:t>710.75</w:t>
+              <w:t>720.25</w:t>
             </w:r>
           </w:p>
         </w:tc>
@@ -26499,7 +26499,7 @@
             </w:pPr>
             <w:r/>
             <w:r>
-              <w:t>694.00</w:t>
+              <w:t>703.50</w:t>
             </w:r>
           </w:p>
         </w:tc>
@@ -26530,7 +26530,7 @@
               <w:rPr>
                 <w:b/>
               </w:rPr>
-              <w:t>701.00</w:t>
+              <w:t>710.50</w:t>
             </w:r>
           </w:p>
         </w:tc>
@@ -26678,7 +26678,7 @@
             </w:pPr>
             <w:r/>
             <w:r>
-              <w:t>701.00</w:t>
+              <w:t>710.50</w:t>
             </w:r>
           </w:p>
         </w:tc>
@@ -26706,7 +26706,7 @@
             </w:pPr>
             <w:r/>
             <w:r>
-              <w:t>715.25</w:t>
+              <w:t>724.75</w:t>
             </w:r>
           </w:p>
         </w:tc>
@@ -26734,7 +26734,7 @@
             </w:pPr>
             <w:r/>
             <w:r>
-              <w:t>686.25</w:t>
+              <w:t>695.75</w:t>
             </w:r>
           </w:p>
         </w:tc>
@@ -26765,7 +26765,7 @@
               <w:rPr>
                 <w:b/>
               </w:rPr>
-              <w:t>703.00</w:t>
+              <w:t>712.50</w:t>
             </w:r>
           </w:p>
         </w:tc>
@@ -26913,7 +26913,7 @@
             </w:pPr>
             <w:r/>
             <w:r>
-              <w:t>703.00</w:t>
+              <w:t>712.50</w:t>
             </w:r>
           </w:p>
         </w:tc>
@@ -26941,7 +26941,7 @@
             </w:pPr>
             <w:r/>
             <w:r>
-              <w:t>709.50</w:t>
+              <w:t>719.00</w:t>
             </w:r>
           </w:p>
         </w:tc>
@@ -26969,7 +26969,7 @@
             </w:pPr>
             <w:r/>
             <w:r>
-              <w:t>696.25</w:t>
+              <w:t>705.75</w:t>
             </w:r>
           </w:p>
         </w:tc>
@@ -27000,7 +27000,7 @@
               <w:rPr>
                 <w:b/>
               </w:rPr>
-              <w:t>703.25</w:t>
+              <w:t>712.75</w:t>
             </w:r>
           </w:p>
         </w:tc>
@@ -27148,7 +27148,7 @@
             </w:pPr>
             <w:r/>
             <w:r>
-              <w:t>703.25</w:t>
+              <w:t>712.75</w:t>
             </w:r>
           </w:p>
         </w:tc>
@@ -27176,7 +27176,7 @@
             </w:pPr>
             <w:r/>
             <w:r>
-              <w:t>713.50</w:t>
+              <w:t>723.00</w:t>
             </w:r>
           </w:p>
         </w:tc>
@@ -27204,7 +27204,7 @@
             </w:pPr>
             <w:r/>
             <w:r>
-              <w:t>695.25</w:t>
+              <w:t>704.75</w:t>
             </w:r>
           </w:p>
         </w:tc>
@@ -27235,7 +27235,7 @@
               <w:rPr>
                 <w:b/>
               </w:rPr>
-              <w:t>703.75</w:t>
+              <w:t>713.25</w:t>
             </w:r>
           </w:p>
         </w:tc>
@@ -27383,7 +27383,7 @@
             </w:pPr>
             <w:r/>
             <w:r>
-              <w:t>703.75</w:t>
+              <w:t>713.25</w:t>
             </w:r>
           </w:p>
         </w:tc>
@@ -27411,7 +27411,7 @@
             </w:pPr>
             <w:r/>
             <w:r>
-              <w:t>710.75</w:t>
+              <w:t>720.25</w:t>
             </w:r>
           </w:p>
         </w:tc>
@@ -27439,7 +27439,7 @@
             </w:pPr>
             <w:r/>
             <w:r>
-              <w:t>697.75</w:t>
+              <w:t>707.25</w:t>
             </w:r>
           </w:p>
         </w:tc>
@@ -27470,7 +27470,7 @@
               <w:rPr>
                 <w:b/>
               </w:rPr>
-              <w:t>703.00</w:t>
+              <w:t>712.50</w:t>
             </w:r>
           </w:p>
         </w:tc>
@@ -27618,7 +27618,7 @@
             </w:pPr>
             <w:r/>
             <w:r>
-              <w:t>703.00</w:t>
+              <w:t>712.50</w:t>
             </w:r>
           </w:p>
         </w:tc>
@@ -27646,7 +27646,7 @@
             </w:pPr>
             <w:r/>
             <w:r>
-              <w:t>716.50</w:t>
+              <w:t>726.00</w:t>
             </w:r>
           </w:p>
         </w:tc>
@@ -27674,7 +27674,7 @@
             </w:pPr>
             <w:r/>
             <w:r>
-              <w:t>690.00</w:t>
+              <w:t>699.50</w:t>
             </w:r>
           </w:p>
         </w:tc>
@@ -27705,7 +27705,7 @@
               <w:rPr>
                 <w:b/>
               </w:rPr>
-              <w:t>704.75</w:t>
+              <w:t>714.25</w:t>
             </w:r>
           </w:p>
         </w:tc>
@@ -27853,7 +27853,7 @@
             </w:pPr>
             <w:r/>
             <w:r>
-              <w:t>704.75</w:t>
+              <w:t>714.25</w:t>
             </w:r>
           </w:p>
         </w:tc>
@@ -27881,7 +27881,7 @@
             </w:pPr>
             <w:r/>
             <w:r>
-              <w:t>714.00</w:t>
+              <w:t>723.50</w:t>
             </w:r>
           </w:p>
         </w:tc>
@@ -27909,7 +27909,7 @@
             </w:pPr>
             <w:r/>
             <w:r>
-              <w:t>694.00</w:t>
+              <w:t>703.50</w:t>
             </w:r>
           </w:p>
         </w:tc>
@@ -27940,7 +27940,7 @@
               <w:rPr>
                 <w:b/>
               </w:rPr>
-              <w:t>705.25</w:t>
+              <w:t>714.75</w:t>
             </w:r>
           </w:p>
         </w:tc>
@@ -28088,7 +28088,7 @@
             </w:pPr>
             <w:r/>
             <w:r>
-              <w:t>705.25</w:t>
+              <w:t>714.75</w:t>
             </w:r>
           </w:p>
         </w:tc>
@@ -28116,7 +28116,7 @@
             </w:pPr>
             <w:r/>
             <w:r>
-              <w:t>717.50</w:t>
+              <w:t>727.00</w:t>
             </w:r>
           </w:p>
         </w:tc>
@@ -28144,7 +28144,7 @@
             </w:pPr>
             <w:r/>
             <w:r>
-              <w:t>691.00</w:t>
+              <w:t>700.50</w:t>
             </w:r>
           </w:p>
         </w:tc>
@@ -28175,7 +28175,7 @@
               <w:rPr>
                 <w:b/>
               </w:rPr>
-              <w:t>703.75</w:t>
+              <w:t>713.25</w:t>
             </w:r>
           </w:p>
         </w:tc>
@@ -28323,7 +28323,7 @@
             </w:pPr>
             <w:r/>
             <w:r>
-              <w:t>703.75</w:t>
+              <w:t>713.25</w:t>
             </w:r>
           </w:p>
         </w:tc>
@@ -28351,7 +28351,7 @@
             </w:pPr>
             <w:r/>
             <w:r>
-              <w:t>710.75</w:t>
+              <w:t>720.25</w:t>
             </w:r>
           </w:p>
         </w:tc>
@@ -28379,7 +28379,7 @@
             </w:pPr>
             <w:r/>
             <w:r>
-              <w:t>694.25</w:t>
+              <w:t>703.75</w:t>
             </w:r>
           </w:p>
         </w:tc>
@@ -28410,7 +28410,7 @@
               <w:rPr>
                 <w:b/>
               </w:rPr>
-              <w:t>704.25</w:t>
+              <w:t>713.75</w:t>
             </w:r>
           </w:p>
         </w:tc>
@@ -28558,7 +28558,7 @@
             </w:pPr>
             <w:r/>
             <w:r>
-              <w:t>704.25</w:t>
+              <w:t>713.75</w:t>
             </w:r>
           </w:p>
         </w:tc>
@@ -28586,7 +28586,7 @@
             </w:pPr>
             <w:r/>
             <w:r>
-              <w:t>714.75</w:t>
+              <w:t>724.25</w:t>
             </w:r>
           </w:p>
         </w:tc>
@@ -28614,7 +28614,7 @@
             </w:pPr>
             <w:r/>
             <w:r>
-              <w:t>697.00</w:t>
+              <w:t>706.50</w:t>
             </w:r>
           </w:p>
         </w:tc>
@@ -28645,7 +28645,7 @@
               <w:rPr>
                 <w:b/>
               </w:rPr>
-              <w:t>704.00</w:t>
+              <w:t>713.50</w:t>
             </w:r>
           </w:p>
         </w:tc>
@@ -28793,7 +28793,7 @@
             </w:pPr>
             <w:r/>
             <w:r>
-              <w:t>704.00</w:t>
+              <w:t>713.50</w:t>
             </w:r>
           </w:p>
         </w:tc>
@@ -28821,7 +28821,7 @@
             </w:pPr>
             <w:r/>
             <w:r>
-              <w:t>713.75</w:t>
+              <w:t>723.25</w:t>
             </w:r>
           </w:p>
         </w:tc>
@@ -28849,7 +28849,7 @@
             </w:pPr>
             <w:r/>
             <w:r>
-              <w:t>694.25</w:t>
+              <w:t>703.75</w:t>
             </w:r>
           </w:p>
         </w:tc>
@@ -28880,7 +28880,7 @@
               <w:rPr>
                 <w:b/>
               </w:rPr>
-              <w:t>704.50</w:t>
+              <w:t>714.00</w:t>
             </w:r>
           </w:p>
         </w:tc>
@@ -29028,7 +29028,7 @@
             </w:pPr>
             <w:r/>
             <w:r>
-              <w:t>704.50</w:t>
+              <w:t>714.00</w:t>
             </w:r>
           </w:p>
         </w:tc>
@@ -29056,7 +29056,7 @@
             </w:pPr>
             <w:r/>
             <w:r>
-              <w:t>715.25</w:t>
+              <w:t>724.75</w:t>
             </w:r>
           </w:p>
         </w:tc>
@@ -29084,7 +29084,7 @@
             </w:pPr>
             <w:r/>
             <w:r>
-              <w:t>697.25</w:t>
+              <w:t>706.75</w:t>
             </w:r>
           </w:p>
         </w:tc>
@@ -29115,7 +29115,7 @@
               <w:rPr>
                 <w:b/>
               </w:rPr>
-              <w:t>705.25</w:t>
+              <w:t>714.75</w:t>
             </w:r>
           </w:p>
         </w:tc>
@@ -29263,7 +29263,7 @@
             </w:pPr>
             <w:r/>
             <w:r>
-              <w:t>705.25</w:t>
+              <w:t>714.75</w:t>
             </w:r>
           </w:p>
         </w:tc>
@@ -29291,7 +29291,7 @@
             </w:pPr>
             <w:r/>
             <w:r>
-              <w:t>711.75</w:t>
+              <w:t>721.25</w:t>
             </w:r>
           </w:p>
         </w:tc>
@@ -29319,7 +29319,7 @@
             </w:pPr>
             <w:r/>
             <w:r>
-              <w:t>696.75</w:t>
+              <w:t>706.25</w:t>
             </w:r>
           </w:p>
         </w:tc>
@@ -29350,7 +29350,7 @@
               <w:rPr>
                 <w:b/>
               </w:rPr>
-              <w:t>705.75</w:t>
+              <w:t>715.25</w:t>
             </w:r>
           </w:p>
         </w:tc>
@@ -29498,7 +29498,7 @@
             </w:pPr>
             <w:r/>
             <w:r>
-              <w:t>705.75</w:t>
+              <w:t>715.25</w:t>
             </w:r>
           </w:p>
         </w:tc>
@@ -29526,7 +29526,7 @@
             </w:pPr>
             <w:r/>
             <w:r>
-              <w:t>716.75</w:t>
+              <w:t>726.25</w:t>
             </w:r>
           </w:p>
         </w:tc>
@@ -29554,7 +29554,7 @@
             </w:pPr>
             <w:r/>
             <w:r>
-              <w:t>694.00</w:t>
+              <w:t>703.50</w:t>
             </w:r>
           </w:p>
         </w:tc>
@@ -29585,7 +29585,7 @@
               <w:rPr>
                 <w:b/>
               </w:rPr>
-              <w:t>709.25</w:t>
+              <w:t>718.75</w:t>
             </w:r>
           </w:p>
         </w:tc>
@@ -29733,7 +29733,7 @@
             </w:pPr>
             <w:r/>
             <w:r>
-              <w:t>709.25</w:t>
+              <w:t>718.75</w:t>
             </w:r>
           </w:p>
         </w:tc>
@@ -29761,7 +29761,7 @@
             </w:pPr>
             <w:r/>
             <w:r>
-              <w:t>714.75</w:t>
+              <w:t>724.25</w:t>
             </w:r>
           </w:p>
         </w:tc>
@@ -29789,7 +29789,7 @@
             </w:pPr>
             <w:r/>
             <w:r>
-              <w:t>701.50</w:t>
+              <w:t>711.00</w:t>
             </w:r>
           </w:p>
         </w:tc>
@@ -29820,7 +29820,7 @@
               <w:rPr>
                 <w:b/>
               </w:rPr>
-              <w:t>710.00</w:t>
+              <w:t>719.50</w:t>
             </w:r>
           </w:p>
         </w:tc>
@@ -29968,7 +29968,7 @@
             </w:pPr>
             <w:r/>
             <w:r>
-              <w:t>710.00</w:t>
+              <w:t>719.50</w:t>
             </w:r>
           </w:p>
         </w:tc>
@@ -29996,7 +29996,7 @@
             </w:pPr>
             <w:r/>
             <w:r>
-              <w:t>719.25</w:t>
+              <w:t>728.75</w:t>
             </w:r>
           </w:p>
         </w:tc>
@@ -30024,7 +30024,7 @@
             </w:pPr>
             <w:r/>
             <w:r>
-              <w:t>703.50</w:t>
+              <w:t>713.00</w:t>
             </w:r>
           </w:p>
         </w:tc>
@@ -30055,7 +30055,7 @@
               <w:rPr>
                 <w:b/>
               </w:rPr>
-              <w:t>709.25</w:t>
+              <w:t>718.75</w:t>
             </w:r>
           </w:p>
         </w:tc>
@@ -30203,7 +30203,7 @@
             </w:pPr>
             <w:r/>
             <w:r>
-              <w:t>709.25</w:t>
+              <w:t>718.75</w:t>
             </w:r>
           </w:p>
         </w:tc>
@@ -30231,7 +30231,7 @@
             </w:pPr>
             <w:r/>
             <w:r>
-              <w:t>716.75</w:t>
+              <w:t>726.25</w:t>
             </w:r>
           </w:p>
         </w:tc>
@@ -30259,7 +30259,7 @@
             </w:pPr>
             <w:r/>
             <w:r>
-              <w:t>703.25</w:t>
+              <w:t>712.75</w:t>
             </w:r>
           </w:p>
         </w:tc>
@@ -30290,7 +30290,7 @@
               <w:rPr>
                 <w:b/>
               </w:rPr>
-              <w:t>708.25</w:t>
+              <w:t>717.75</w:t>
             </w:r>
           </w:p>
         </w:tc>
@@ -30438,7 +30438,7 @@
             </w:pPr>
             <w:r/>
             <w:r>
-              <w:t>708.25</w:t>
+              <w:t>717.75</w:t>
             </w:r>
           </w:p>
         </w:tc>
@@ -30466,7 +30466,7 @@
             </w:pPr>
             <w:r/>
             <w:r>
-              <w:t>715.25</w:t>
+              <w:t>724.75</w:t>
             </w:r>
           </w:p>
         </w:tc>
@@ -30494,7 +30494,7 @@
             </w:pPr>
             <w:r/>
             <w:r>
-              <w:t>694.75</w:t>
+              <w:t>704.25</w:t>
             </w:r>
           </w:p>
         </w:tc>
@@ -30525,7 +30525,7 @@
               <w:rPr>
                 <w:b/>
               </w:rPr>
-              <w:t>709.00</w:t>
+              <w:t>718.50</w:t>
             </w:r>
           </w:p>
         </w:tc>
@@ -30673,7 +30673,7 @@
             </w:pPr>
             <w:r/>
             <w:r>
-              <w:t>709.00</w:t>
+              <w:t>718.50</w:t>
             </w:r>
           </w:p>
         </w:tc>
@@ -30701,7 +30701,7 @@
             </w:pPr>
             <w:r/>
             <w:r>
-              <w:t>718.25</w:t>
+              <w:t>727.75</w:t>
             </w:r>
           </w:p>
         </w:tc>
@@ -30729,7 +30729,7 @@
             </w:pPr>
             <w:r/>
             <w:r>
-              <w:t>701.75</w:t>
+              <w:t>711.25</w:t>
             </w:r>
           </w:p>
         </w:tc>
@@ -30760,7 +30760,7 @@
               <w:rPr>
                 <w:b/>
               </w:rPr>
-              <w:t>708.75</w:t>
+              <w:t>718.25</w:t>
             </w:r>
           </w:p>
         </w:tc>
@@ -30908,7 +30908,7 @@
             </w:pPr>
             <w:r/>
             <w:r>
-              <w:t>708.75</w:t>
+              <w:t>718.25</w:t>
             </w:r>
           </w:p>
         </w:tc>
@@ -30936,7 +30936,7 @@
             </w:pPr>
             <w:r/>
             <w:r>
-              <w:t>717.25</w:t>
+              <w:t>726.75</w:t>
             </w:r>
           </w:p>
         </w:tc>
@@ -30964,7 +30964,7 @@
             </w:pPr>
             <w:r/>
             <w:r>
-              <w:t>694.75</w:t>
+              <w:t>704.25</w:t>
             </w:r>
           </w:p>
         </w:tc>
@@ -30995,7 +30995,7 @@
               <w:rPr>
                 <w:b/>
               </w:rPr>
-              <w:t>710.50</w:t>
+              <w:t>720.00</w:t>
             </w:r>
           </w:p>
         </w:tc>
@@ -31143,7 +31143,7 @@
             </w:pPr>
             <w:r/>
             <w:r>
-              <w:t>710.50</w:t>
+              <w:t>720.00</w:t>
             </w:r>
           </w:p>
         </w:tc>
@@ -31171,7 +31171,7 @@
             </w:pPr>
             <w:r/>
             <w:r>
-              <w:t>716.75</w:t>
+              <w:t>726.25</w:t>
             </w:r>
           </w:p>
         </w:tc>
@@ -31199,7 +31199,7 @@
             </w:pPr>
             <w:r/>
             <w:r>
-              <w:t>704.00</w:t>
+              <w:t>713.50</w:t>
             </w:r>
           </w:p>
         </w:tc>
@@ -31230,7 +31230,7 @@
               <w:rPr>
                 <w:b/>
               </w:rPr>
-              <w:t>709.75</w:t>
+              <w:t>719.25</w:t>
             </w:r>
           </w:p>
         </w:tc>
